--- a/Fase 2/Evidencias Proyecto/Evidencias de documentación/Scrum/09_Epicas_Historias_Usuario_CitaJusta.docx
+++ b/Fase 2/Evidencias Proyecto/Evidencias de documentación/Scrum/09_Epicas_Historias_Usuario_CitaJusta.docx
@@ -311,6 +311,9 @@
         <w:gridCol w:w="5115"/>
       </w:tblGrid>
       <w:tr>
+        <w:trPr>
+          <w:cantSplit/>
+        </w:trPr>
         <w:tc>
           <w:tcPr>
             <w:tcW w:w="4995" w:type="dxa"/>
@@ -348,6 +351,9 @@
         </w:tc>
       </w:tr>
       <w:tr>
+        <w:trPr>
+          <w:cantSplit/>
+        </w:trPr>
         <w:tc>
           <w:tcPr>
             <w:tcW w:w="4995" w:type="dxa"/>
@@ -375,25 +381,22 @@
           </w:tcPr>
           <w:p>
             <w:r>
-              <w:t xml:space="preserve">1.3 — </w:t>
-            </w:r>
-            <w:proofErr w:type="spellStart"/>
-            <w:r>
-              <w:t>actualización</w:t>
-            </w:r>
-            <w:proofErr w:type="spellEnd"/>
-            <w:r>
-              <w:t xml:space="preserve"> de </w:t>
-            </w:r>
-            <w:proofErr w:type="spellStart"/>
-            <w:r>
-              <w:t>avance</w:t>
-            </w:r>
+              <w:t>1.4 — actualización de Sprint 7</w:t>
+            </w:r>
+            <w:proofErr w:type="spellStart"/>
+            <w:r/>
+            <w:proofErr w:type="spellEnd"/>
+            <w:r/>
+            <w:proofErr w:type="spellStart"/>
+            <w:r/>
             <w:proofErr w:type="spellEnd"/>
           </w:p>
         </w:tc>
       </w:tr>
       <w:tr>
+        <w:trPr>
+          <w:cantSplit/>
+        </w:trPr>
         <w:tc>
           <w:tcPr>
             <w:tcW w:w="4995" w:type="dxa"/>
@@ -421,12 +424,15 @@
           </w:tcPr>
           <w:p>
             <w:r>
-              <w:t>22-09-2026</w:t>
+              <w:t>23-09-2026</w:t>
             </w:r>
           </w:p>
         </w:tc>
       </w:tr>
       <w:tr>
+        <w:trPr>
+          <w:cantSplit/>
+        </w:trPr>
         <w:tc>
           <w:tcPr>
             <w:tcW w:w="4995" w:type="dxa"/>
@@ -453,37 +459,28 @@
           <w:p>
             <w:proofErr w:type="spellStart"/>
             <w:r>
-              <w:t>Documento</w:t>
-            </w:r>
-            <w:proofErr w:type="spellEnd"/>
-            <w:r>
-              <w:t xml:space="preserve"> </w:t>
-            </w:r>
-            <w:proofErr w:type="spellStart"/>
-            <w:r>
-              <w:t>actualizado</w:t>
-            </w:r>
-            <w:proofErr w:type="spellEnd"/>
-            <w:r>
-              <w:t xml:space="preserve"> con HU-021 a HU-026 </w:t>
-            </w:r>
-            <w:proofErr w:type="spellStart"/>
-            <w:r>
-              <w:t>completadas</w:t>
-            </w:r>
-            <w:proofErr w:type="spellEnd"/>
-            <w:r>
-              <w:t xml:space="preserve">; MVP Web </w:t>
-            </w:r>
-            <w:proofErr w:type="spellStart"/>
-            <w:r>
-              <w:t>cerrado</w:t>
-            </w:r>
+              <w:t>Documento actualizado con HU-021 a HU-029 completadas; MVP Web cerrado y Desktop/Tauri en progreso</w:t>
+            </w:r>
+            <w:proofErr w:type="spellEnd"/>
+            <w:r/>
+            <w:proofErr w:type="spellStart"/>
+            <w:r/>
+            <w:proofErr w:type="spellEnd"/>
+            <w:r/>
+            <w:proofErr w:type="spellStart"/>
+            <w:r/>
+            <w:proofErr w:type="spellEnd"/>
+            <w:r/>
+            <w:proofErr w:type="spellStart"/>
+            <w:r/>
             <w:proofErr w:type="spellEnd"/>
           </w:p>
         </w:tc>
       </w:tr>
       <w:tr>
+        <w:trPr>
+          <w:cantSplit/>
+        </w:trPr>
         <w:tc>
           <w:tcPr>
             <w:tcW w:w="4995" w:type="dxa"/>
@@ -894,6 +891,7 @@
       <w:tr>
         <w:trPr>
           <w:jc w:val="center"/>
+          <w:cantSplit/>
         </w:trPr>
         <w:tc>
           <w:tcPr>
@@ -997,6 +995,7 @@
       <w:tr>
         <w:trPr>
           <w:jc w:val="center"/>
+          <w:cantSplit/>
         </w:trPr>
         <w:tc>
           <w:tcPr>
@@ -1080,6 +1079,7 @@
       <w:tr>
         <w:trPr>
           <w:jc w:val="center"/>
+          <w:cantSplit/>
         </w:trPr>
         <w:tc>
           <w:tcPr>
@@ -1151,6 +1151,7 @@
       <w:tr>
         <w:trPr>
           <w:jc w:val="center"/>
+          <w:cantSplit/>
         </w:trPr>
         <w:tc>
           <w:tcPr>
@@ -1221,6 +1222,7 @@
       <w:tr>
         <w:trPr>
           <w:jc w:val="center"/>
+          <w:cantSplit/>
         </w:trPr>
         <w:tc>
           <w:tcPr>
@@ -1290,6 +1292,7 @@
       <w:tr>
         <w:trPr>
           <w:jc w:val="center"/>
+          <w:cantSplit/>
         </w:trPr>
         <w:tc>
           <w:tcPr>
@@ -1355,6 +1358,7 @@
       <w:tr>
         <w:trPr>
           <w:jc w:val="center"/>
+          <w:cantSplit/>
         </w:trPr>
         <w:tc>
           <w:tcPr>
@@ -1426,6 +1430,7 @@
       <w:tr>
         <w:trPr>
           <w:jc w:val="center"/>
+          <w:cantSplit/>
         </w:trPr>
         <w:tc>
           <w:tcPr>
@@ -1489,6 +1494,7 @@
       <w:tr>
         <w:trPr>
           <w:jc w:val="center"/>
+          <w:cantSplit/>
         </w:trPr>
         <w:tc>
           <w:tcPr>
@@ -1560,6 +1566,7 @@
       <w:tr>
         <w:trPr>
           <w:jc w:val="center"/>
+          <w:cantSplit/>
         </w:trPr>
         <w:tc>
           <w:tcPr>
@@ -1627,6 +1634,7 @@
       <w:tr>
         <w:trPr>
           <w:jc w:val="center"/>
+          <w:cantSplit/>
         </w:trPr>
         <w:tc>
           <w:tcPr>
@@ -1698,6 +1706,7 @@
       <w:tr>
         <w:trPr>
           <w:jc w:val="center"/>
+          <w:cantSplit/>
         </w:trPr>
         <w:tc>
           <w:tcPr>
@@ -1734,6 +1743,62 @@
           <w:p>
             <w:r>
               <w:t>HU-024</w:t>
+            </w:r>
+          </w:p>
+        </w:tc>
+        <w:tc>
+          <w:tcPr>
+            <w:tcW w:w="2556" w:type="dxa"/>
+            <w:shd w:val="clear" w:color="auto" w:fill="F7F9FB"/>
+            <w:vAlign w:val="center"/>
+          </w:tcPr>
+          <w:p>
+            <w:r>
+              <w:t>Must</w:t>
+            </w:r>
+          </w:p>
+        </w:tc>
+      </w:tr>
+      <w:tr>
+        <w:trPr>
+          <w:jc w:val="center"/>
+          <w:cantSplit/>
+        </w:trPr>
+        <w:tc>
+          <w:tcPr>
+            <w:tcW w:w="2556" w:type="dxa"/>
+            <w:shd w:val="clear" w:color="auto" w:fill="F7F9FB"/>
+            <w:vAlign w:val="center"/>
+          </w:tcPr>
+          <w:p>
+            <w:r>
+              <w:t>EP-12</w:t>
+            </w:r>
+          </w:p>
+        </w:tc>
+        <w:tc>
+          <w:tcPr>
+            <w:tcW w:w="2556" w:type="dxa"/>
+            <w:shd w:val="clear" w:color="auto" w:fill="F7F9FB"/>
+            <w:vAlign w:val="center"/>
+          </w:tcPr>
+          <w:p>
+            <w:proofErr w:type="spellStart"/>
+            <w:r>
+              <w:t>Desktop institucional</w:t>
+            </w:r>
+            <w:proofErr w:type="spellEnd"/>
+          </w:p>
+        </w:tc>
+        <w:tc>
+          <w:tcPr>
+            <w:tcW w:w="2556" w:type="dxa"/>
+            <w:shd w:val="clear" w:color="auto" w:fill="F7F9FB"/>
+            <w:vAlign w:val="center"/>
+          </w:tcPr>
+          <w:p>
+            <w:r>
+              <w:t>HU-027, HU-028, HU-029</w:t>
             </w:r>
           </w:p>
         </w:tc>
@@ -2045,192 +2110,100 @@
     </w:p>
     <w:p>
       <w:r>
-        <w:t xml:space="preserve">El </w:t>
+        <w:t>El siguiente resumen consolida las historias definidas en CitaJusta e incorpora HU-021 a HU-029. Los Story Points de estas historias adicionales quedan pendientes de refinamiento por el Scrum Team; el detalle de criterios de aceptación debe mantenerse sincronizado con Product Backlog, Kanban e Issues de GitHub.</w:t>
       </w:r>
       <w:proofErr w:type="spellStart"/>
-      <w:r>
-        <w:t>siguiente</w:t>
-      </w:r>
+      <w:r/>
       <w:proofErr w:type="spellEnd"/>
-      <w:r>
-        <w:t xml:space="preserve"> </w:t>
-      </w:r>
+      <w:r/>
       <w:proofErr w:type="spellStart"/>
-      <w:r>
-        <w:t>resumen</w:t>
-      </w:r>
+      <w:r/>
       <w:proofErr w:type="spellEnd"/>
-      <w:r>
-        <w:t xml:space="preserve"> </w:t>
-      </w:r>
+      <w:r/>
       <w:proofErr w:type="spellStart"/>
-      <w:r>
-        <w:t>consolida</w:t>
-      </w:r>
+      <w:r/>
       <w:proofErr w:type="spellEnd"/>
-      <w:r>
-        <w:t xml:space="preserve"> las </w:t>
-      </w:r>
+      <w:r/>
       <w:proofErr w:type="spellStart"/>
-      <w:r>
-        <w:t>historias</w:t>
-      </w:r>
+      <w:r/>
       <w:proofErr w:type="spellEnd"/>
-      <w:r>
-        <w:t xml:space="preserve"> </w:t>
-      </w:r>
+      <w:r/>
       <w:proofErr w:type="spellStart"/>
-      <w:r>
-        <w:t>definidas</w:t>
-      </w:r>
+      <w:r/>
       <w:proofErr w:type="spellEnd"/>
-      <w:r>
-        <w:t xml:space="preserve"> </w:t>
-      </w:r>
+      <w:r/>
       <w:proofErr w:type="spellStart"/>
-      <w:r>
-        <w:t>en</w:t>
-      </w:r>
+      <w:r/>
       <w:proofErr w:type="spellEnd"/>
-      <w:r>
-        <w:t xml:space="preserve"> </w:t>
-      </w:r>
+      <w:r/>
       <w:proofErr w:type="spellStart"/>
-      <w:r>
-        <w:t>CitaJusta</w:t>
-      </w:r>
+      <w:r/>
       <w:proofErr w:type="spellEnd"/>
-      <w:r>
-        <w:t xml:space="preserve"> e </w:t>
-      </w:r>
+      <w:r/>
       <w:proofErr w:type="spellStart"/>
-      <w:r>
-        <w:t>incorpora</w:t>
-      </w:r>
+      <w:r/>
       <w:proofErr w:type="spellEnd"/>
-      <w:r>
-        <w:t xml:space="preserve"> HU-021 a HU-026. Los Story Points de </w:t>
-      </w:r>
+      <w:r/>
       <w:proofErr w:type="spellStart"/>
-      <w:r>
-        <w:t>estas</w:t>
-      </w:r>
+      <w:r/>
       <w:proofErr w:type="spellEnd"/>
-      <w:r>
-        <w:t xml:space="preserve"> </w:t>
-      </w:r>
+      <w:r/>
       <w:proofErr w:type="spellStart"/>
-      <w:r>
-        <w:t>historias</w:t>
-      </w:r>
+      <w:r/>
       <w:proofErr w:type="spellEnd"/>
-      <w:r>
-        <w:t xml:space="preserve"> </w:t>
-      </w:r>
+      <w:r/>
       <w:proofErr w:type="spellStart"/>
-      <w:r>
-        <w:t>adicionales</w:t>
-      </w:r>
+      <w:r/>
       <w:proofErr w:type="spellEnd"/>
-      <w:r>
-        <w:t xml:space="preserve"> </w:t>
-      </w:r>
+      <w:r/>
       <w:proofErr w:type="spellStart"/>
-      <w:r>
-        <w:t>quedan</w:t>
-      </w:r>
+      <w:r/>
       <w:proofErr w:type="spellEnd"/>
-      <w:r>
-        <w:t xml:space="preserve"> </w:t>
-      </w:r>
+      <w:r/>
       <w:proofErr w:type="spellStart"/>
-      <w:r>
-        <w:t>pendientes</w:t>
-      </w:r>
+      <w:r/>
       <w:proofErr w:type="spellEnd"/>
-      <w:r>
-        <w:t xml:space="preserve"> de </w:t>
-      </w:r>
+      <w:r/>
       <w:proofErr w:type="spellStart"/>
-      <w:r>
-        <w:t>refinamiento</w:t>
-      </w:r>
+      <w:r/>
       <w:proofErr w:type="spellEnd"/>
-      <w:r>
-        <w:t xml:space="preserve"> </w:t>
-      </w:r>
+      <w:r/>
       <w:proofErr w:type="spellStart"/>
-      <w:r>
-        <w:t>por</w:t>
-      </w:r>
+      <w:r/>
       <w:proofErr w:type="spellEnd"/>
-      <w:r>
-        <w:t xml:space="preserve"> </w:t>
-      </w:r>
+      <w:r/>
       <w:proofErr w:type="spellStart"/>
-      <w:r>
-        <w:t>el</w:t>
-      </w:r>
+      <w:r/>
       <w:proofErr w:type="spellEnd"/>
-      <w:r>
-        <w:t xml:space="preserve"> Scrum Team; </w:t>
-      </w:r>
+      <w:r/>
       <w:proofErr w:type="spellStart"/>
-      <w:r>
-        <w:t>el</w:t>
-      </w:r>
+      <w:r/>
       <w:proofErr w:type="spellEnd"/>
-      <w:r>
-        <w:t xml:space="preserve"> </w:t>
-      </w:r>
+      <w:r/>
       <w:proofErr w:type="spellStart"/>
-      <w:r>
-        <w:t>detalle</w:t>
-      </w:r>
+      <w:r/>
       <w:proofErr w:type="spellEnd"/>
-      <w:r>
-        <w:t xml:space="preserve"> de </w:t>
-      </w:r>
+      <w:r/>
       <w:proofErr w:type="spellStart"/>
-      <w:r>
-        <w:t>criterios</w:t>
-      </w:r>
+      <w:r/>
       <w:proofErr w:type="spellEnd"/>
-      <w:r>
-        <w:t xml:space="preserve"> de </w:t>
-      </w:r>
+      <w:r/>
       <w:proofErr w:type="spellStart"/>
-      <w:r>
-        <w:t>aceptación</w:t>
-      </w:r>
+      <w:r/>
       <w:proofErr w:type="spellEnd"/>
-      <w:r>
-        <w:t xml:space="preserve"> </w:t>
-      </w:r>
+      <w:r/>
       <w:proofErr w:type="spellStart"/>
-      <w:r>
-        <w:t>debe</w:t>
-      </w:r>
+      <w:r/>
       <w:proofErr w:type="spellEnd"/>
-      <w:r>
-        <w:t xml:space="preserve"> </w:t>
-      </w:r>
+      <w:r/>
       <w:proofErr w:type="spellStart"/>
-      <w:r>
-        <w:t>mantenerse</w:t>
-      </w:r>
+      <w:r/>
       <w:proofErr w:type="spellEnd"/>
-      <w:r>
-        <w:t xml:space="preserve"> </w:t>
-      </w:r>
+      <w:r/>
       <w:proofErr w:type="spellStart"/>
-      <w:r>
-        <w:t>sincronizado</w:t>
-      </w:r>
+      <w:r/>
       <w:proofErr w:type="spellEnd"/>
-      <w:r>
-        <w:t xml:space="preserve"> con Product Backlog, Kanban e Issues de GitHub.</w:t>
-      </w:r>
+      <w:r/>
     </w:p>
     <w:tbl>
       <w:tblPr>
@@ -2259,6 +2232,7 @@
       <w:tr>
         <w:trPr>
           <w:jc w:val="center"/>
+          <w:cantSplit/>
         </w:trPr>
         <w:tc>
           <w:tcPr>
@@ -2378,6 +2352,7 @@
       <w:tr>
         <w:trPr>
           <w:jc w:val="center"/>
+          <w:cantSplit/>
         </w:trPr>
         <w:tc>
           <w:tcPr>
@@ -2635,6 +2610,7 @@
       <w:tr>
         <w:trPr>
           <w:jc w:val="center"/>
+          <w:cantSplit/>
         </w:trPr>
         <w:tc>
           <w:tcPr>
@@ -2917,6 +2893,7 @@
       <w:tr>
         <w:trPr>
           <w:jc w:val="center"/>
+          <w:cantSplit/>
         </w:trPr>
         <w:tc>
           <w:tcPr>
@@ -3224,6 +3201,7 @@
       <w:tr>
         <w:trPr>
           <w:jc w:val="center"/>
+          <w:cantSplit/>
         </w:trPr>
         <w:tc>
           <w:tcPr>
@@ -3505,6 +3483,7 @@
       <w:tr>
         <w:trPr>
           <w:jc w:val="center"/>
+          <w:cantSplit/>
         </w:trPr>
         <w:tc>
           <w:tcPr>
@@ -3810,6 +3789,7 @@
       <w:tr>
         <w:trPr>
           <w:jc w:val="center"/>
+          <w:cantSplit/>
         </w:trPr>
         <w:tc>
           <w:tcPr>
@@ -4123,6 +4103,7 @@
       <w:tr>
         <w:trPr>
           <w:jc w:val="center"/>
+          <w:cantSplit/>
         </w:trPr>
         <w:tc>
           <w:tcPr>
@@ -4485,6 +4466,7 @@
       <w:tr>
         <w:trPr>
           <w:jc w:val="center"/>
+          <w:cantSplit/>
         </w:trPr>
         <w:tc>
           <w:tcPr>
@@ -4803,6 +4785,7 @@
       <w:tr>
         <w:trPr>
           <w:jc w:val="center"/>
+          <w:cantSplit/>
         </w:trPr>
         <w:tc>
           <w:tcPr>
@@ -5142,6 +5125,7 @@
       <w:tr>
         <w:trPr>
           <w:jc w:val="center"/>
+          <w:cantSplit/>
         </w:trPr>
         <w:tc>
           <w:tcPr>
@@ -5439,6 +5423,7 @@
       <w:tr>
         <w:trPr>
           <w:jc w:val="center"/>
+          <w:cantSplit/>
         </w:trPr>
         <w:tc>
           <w:tcPr>
@@ -5776,6 +5761,7 @@
       <w:tr>
         <w:trPr>
           <w:jc w:val="center"/>
+          <w:cantSplit/>
         </w:trPr>
         <w:tc>
           <w:tcPr>
@@ -6055,6 +6041,7 @@
       <w:tr>
         <w:trPr>
           <w:jc w:val="center"/>
+          <w:cantSplit/>
         </w:trPr>
         <w:tc>
           <w:tcPr>
@@ -6294,6 +6281,7 @@
       <w:tr>
         <w:trPr>
           <w:jc w:val="center"/>
+          <w:cantSplit/>
         </w:trPr>
         <w:tc>
           <w:tcPr>
@@ -6589,6 +6577,7 @@
       <w:tr>
         <w:trPr>
           <w:jc w:val="center"/>
+          <w:cantSplit/>
         </w:trPr>
         <w:tc>
           <w:tcPr>
@@ -6876,6 +6865,7 @@
       <w:tr>
         <w:trPr>
           <w:jc w:val="center"/>
+          <w:cantSplit/>
         </w:trPr>
         <w:tc>
           <w:tcPr>
@@ -7221,6 +7211,7 @@
       <w:tr>
         <w:trPr>
           <w:jc w:val="center"/>
+          <w:cantSplit/>
         </w:trPr>
         <w:tc>
           <w:tcPr>
@@ -7528,6 +7519,7 @@
       <w:tr>
         <w:trPr>
           <w:jc w:val="center"/>
+          <w:cantSplit/>
         </w:trPr>
         <w:tc>
           <w:tcPr>
@@ -7807,6 +7799,7 @@
       <w:tr>
         <w:trPr>
           <w:jc w:val="center"/>
+          <w:cantSplit/>
         </w:trPr>
         <w:tc>
           <w:tcPr>
@@ -8082,6 +8075,7 @@
       <w:tr>
         <w:trPr>
           <w:jc w:val="center"/>
+          <w:cantSplit/>
         </w:trPr>
         <w:tc>
           <w:tcPr>
@@ -8381,6 +8375,7 @@
       <w:tr>
         <w:trPr>
           <w:jc w:val="center"/>
+          <w:cantSplit/>
         </w:trPr>
         <w:tc>
           <w:tcPr>
@@ -8604,6 +8599,7 @@
       <w:tr>
         <w:trPr>
           <w:jc w:val="center"/>
+          <w:cantSplit/>
         </w:trPr>
         <w:tc>
           <w:tcPr>
@@ -8802,6 +8798,7 @@
       <w:tr>
         <w:trPr>
           <w:jc w:val="center"/>
+          <w:cantSplit/>
         </w:trPr>
         <w:tc>
           <w:tcPr>
@@ -9032,6 +9029,7 @@
       <w:tr>
         <w:trPr>
           <w:jc w:val="center"/>
+          <w:cantSplit/>
         </w:trPr>
         <w:tc>
           <w:tcPr>
@@ -9270,6 +9268,7 @@
       <w:tr>
         <w:trPr>
           <w:jc w:val="center"/>
+          <w:cantSplit/>
         </w:trPr>
         <w:tc>
           <w:tcPr>
@@ -9476,6 +9475,7 @@
       <w:tr>
         <w:trPr>
           <w:jc w:val="center"/>
+          <w:cantSplit/>
         </w:trPr>
         <w:tc>
           <w:tcPr>
@@ -9689,6 +9689,459 @@
           <w:p>
             <w:r>
               <w:t>MVP</w:t>
+            </w:r>
+          </w:p>
+        </w:tc>
+      </w:tr>
+      <w:tr>
+        <w:trPr>
+          <w:jc w:val="center"/>
+          <w:cantSplit/>
+        </w:trPr>
+        <w:tc>
+          <w:tcPr>
+            <w:tcW w:w="2145" w:type="dxa"/>
+            <w:shd w:val="clear" w:color="auto" w:fill="F7F9FB"/>
+            <w:vAlign w:val="center"/>
+          </w:tcPr>
+          <w:p>
+            <w:r>
+              <w:t>HU-027</w:t>
+            </w:r>
+          </w:p>
+        </w:tc>
+        <w:tc>
+          <w:tcPr>
+            <w:tcW w:w="1425" w:type="dxa"/>
+            <w:shd w:val="clear" w:color="auto" w:fill="F7F9FB"/>
+            <w:vAlign w:val="center"/>
+          </w:tcPr>
+          <w:p>
+            <w:proofErr w:type="spellStart"/>
+            <w:r>
+              <w:t>Desktop institucional</w:t>
+            </w:r>
+            <w:proofErr w:type="spellEnd"/>
+          </w:p>
+        </w:tc>
+        <w:tc>
+          <w:tcPr>
+            <w:tcW w:w="2460" w:type="dxa"/>
+            <w:shd w:val="clear" w:color="auto" w:fill="F7F9FB"/>
+            <w:vAlign w:val="center"/>
+          </w:tcPr>
+          <w:p>
+            <w:r>
+              <w:t>Inicializar la aplicación institucional de escritorio con Tauri + React + TypeScript, para disponer de una base nativa que consuma la misma API REST de CitaJusta.</w:t>
+            </w:r>
+            <w:proofErr w:type="spellStart"/>
+            <w:r/>
+            <w:proofErr w:type="spellEnd"/>
+            <w:r/>
+            <w:proofErr w:type="spellStart"/>
+            <w:r/>
+            <w:proofErr w:type="spellEnd"/>
+            <w:r/>
+            <w:proofErr w:type="spellStart"/>
+            <w:r/>
+            <w:proofErr w:type="spellEnd"/>
+            <w:r/>
+            <w:proofErr w:type="spellStart"/>
+            <w:r/>
+            <w:proofErr w:type="spellEnd"/>
+            <w:r/>
+            <w:proofErr w:type="spellStart"/>
+            <w:r/>
+            <w:proofErr w:type="spellEnd"/>
+            <w:r/>
+            <w:proofErr w:type="spellStart"/>
+            <w:r/>
+            <w:proofErr w:type="spellEnd"/>
+            <w:r/>
+            <w:proofErr w:type="spellStart"/>
+            <w:r/>
+            <w:proofErr w:type="spellEnd"/>
+            <w:r/>
+            <w:proofErr w:type="spellStart"/>
+            <w:r/>
+            <w:proofErr w:type="spellEnd"/>
+            <w:r/>
+            <w:proofErr w:type="spellStart"/>
+            <w:r/>
+            <w:proofErr w:type="spellEnd"/>
+            <w:r/>
+            <w:proofErr w:type="spellStart"/>
+            <w:r/>
+            <w:proofErr w:type="spellEnd"/>
+            <w:r/>
+            <w:proofErr w:type="spellStart"/>
+            <w:r/>
+            <w:proofErr w:type="spellEnd"/>
+            <w:r/>
+            <w:proofErr w:type="spellStart"/>
+            <w:r/>
+            <w:proofErr w:type="spellEnd"/>
+            <w:r/>
+            <w:proofErr w:type="spellStart"/>
+            <w:r/>
+            <w:proofErr w:type="spellEnd"/>
+            <w:r/>
+            <w:proofErr w:type="spellStart"/>
+            <w:r/>
+            <w:proofErr w:type="spellEnd"/>
+            <w:r/>
+            <w:proofErr w:type="spellStart"/>
+            <w:r/>
+            <w:proofErr w:type="spellEnd"/>
+            <w:r/>
+            <w:proofErr w:type="spellStart"/>
+            <w:r/>
+            <w:proofErr w:type="spellEnd"/>
+            <w:r/>
+            <w:proofErr w:type="spellStart"/>
+            <w:r/>
+            <w:proofErr w:type="spellEnd"/>
+            <w:r/>
+          </w:p>
+        </w:tc>
+        <w:tc>
+          <w:tcPr>
+            <w:tcW w:w="1245" w:type="dxa"/>
+            <w:shd w:val="clear" w:color="auto" w:fill="F7F9FB"/>
+            <w:vAlign w:val="center"/>
+          </w:tcPr>
+          <w:p>
+            <w:r>
+              <w:t>Alta</w:t>
+            </w:r>
+          </w:p>
+        </w:tc>
+        <w:tc>
+          <w:tcPr>
+            <w:tcW w:w="1710" w:type="dxa"/>
+            <w:shd w:val="clear" w:color="auto" w:fill="F7F9FB"/>
+            <w:vAlign w:val="center"/>
+          </w:tcPr>
+          <w:p>
+            <w:r>
+              <w:t>Por estimar</w:t>
+            </w:r>
+            <w:proofErr w:type="spellStart"/>
+            <w:r/>
+            <w:proofErr w:type="spellEnd"/>
+          </w:p>
+        </w:tc>
+        <w:tc>
+          <w:tcPr>
+            <w:tcW w:w="1710" w:type="dxa"/>
+            <w:shd w:val="clear" w:color="auto" w:fill="F7F9FB"/>
+            <w:vAlign w:val="center"/>
+          </w:tcPr>
+          <w:p>
+            <w:r>
+              <w:t>Objetivo</w:t>
+            </w:r>
+          </w:p>
+        </w:tc>
+      </w:tr>
+      <w:tr>
+        <w:trPr>
+          <w:jc w:val="center"/>
+          <w:cantSplit/>
+        </w:trPr>
+        <w:tc>
+          <w:tcPr>
+            <w:tcW w:w="2145" w:type="dxa"/>
+            <w:shd w:val="clear" w:color="auto" w:fill="F7F9FB"/>
+            <w:vAlign w:val="center"/>
+          </w:tcPr>
+          <w:p>
+            <w:r>
+              <w:t>HU-028</w:t>
+            </w:r>
+          </w:p>
+        </w:tc>
+        <w:tc>
+          <w:tcPr>
+            <w:tcW w:w="1425" w:type="dxa"/>
+            <w:shd w:val="clear" w:color="auto" w:fill="F7F9FB"/>
+            <w:vAlign w:val="center"/>
+          </w:tcPr>
+          <w:p>
+            <w:proofErr w:type="spellStart"/>
+            <w:r>
+              <w:t>Desktop institucional</w:t>
+            </w:r>
+            <w:proofErr w:type="spellEnd"/>
+          </w:p>
+        </w:tc>
+        <w:tc>
+          <w:tcPr>
+            <w:tcW w:w="2460" w:type="dxa"/>
+            <w:shd w:val="clear" w:color="auto" w:fill="F7F9FB"/>
+            <w:vAlign w:val="center"/>
+          </w:tcPr>
+          <w:p>
+            <w:r>
+              <w:t>Como usuario institucional, quiero iniciar sesión de forma segura en CitaJusta Desktop, para acceder a la API con mi contexto autorizado sin persistir tokens de forma insegura.</w:t>
+            </w:r>
+            <w:proofErr w:type="spellStart"/>
+            <w:r/>
+            <w:proofErr w:type="spellEnd"/>
+            <w:r/>
+            <w:proofErr w:type="spellStart"/>
+            <w:r/>
+            <w:proofErr w:type="spellEnd"/>
+            <w:r/>
+            <w:proofErr w:type="spellStart"/>
+            <w:r/>
+            <w:proofErr w:type="spellEnd"/>
+            <w:r/>
+            <w:proofErr w:type="spellStart"/>
+            <w:r/>
+            <w:proofErr w:type="spellEnd"/>
+            <w:r/>
+            <w:proofErr w:type="spellStart"/>
+            <w:r/>
+            <w:proofErr w:type="spellEnd"/>
+            <w:r/>
+            <w:proofErr w:type="spellStart"/>
+            <w:r/>
+            <w:proofErr w:type="spellEnd"/>
+            <w:r/>
+            <w:proofErr w:type="spellStart"/>
+            <w:r/>
+            <w:proofErr w:type="spellEnd"/>
+            <w:r/>
+            <w:proofErr w:type="spellStart"/>
+            <w:r/>
+            <w:proofErr w:type="spellEnd"/>
+            <w:r/>
+            <w:proofErr w:type="spellStart"/>
+            <w:r/>
+            <w:proofErr w:type="spellEnd"/>
+            <w:r/>
+            <w:proofErr w:type="spellStart"/>
+            <w:r/>
+            <w:proofErr w:type="spellEnd"/>
+            <w:r/>
+            <w:proofErr w:type="spellStart"/>
+            <w:r/>
+            <w:proofErr w:type="spellEnd"/>
+            <w:r/>
+            <w:proofErr w:type="spellStart"/>
+            <w:r/>
+            <w:proofErr w:type="spellEnd"/>
+            <w:r/>
+            <w:proofErr w:type="spellStart"/>
+            <w:r/>
+            <w:proofErr w:type="spellEnd"/>
+            <w:r/>
+            <w:proofErr w:type="spellStart"/>
+            <w:r/>
+            <w:proofErr w:type="spellEnd"/>
+            <w:r/>
+            <w:proofErr w:type="spellStart"/>
+            <w:r/>
+            <w:proofErr w:type="spellEnd"/>
+            <w:r/>
+            <w:proofErr w:type="spellStart"/>
+            <w:r/>
+            <w:proofErr w:type="spellEnd"/>
+            <w:r/>
+            <w:proofErr w:type="spellStart"/>
+            <w:r/>
+            <w:proofErr w:type="spellEnd"/>
+            <w:r/>
+          </w:p>
+        </w:tc>
+        <w:tc>
+          <w:tcPr>
+            <w:tcW w:w="1245" w:type="dxa"/>
+            <w:shd w:val="clear" w:color="auto" w:fill="F7F9FB"/>
+            <w:vAlign w:val="center"/>
+          </w:tcPr>
+          <w:p>
+            <w:r>
+              <w:t>Crítica</w:t>
+            </w:r>
+          </w:p>
+        </w:tc>
+        <w:tc>
+          <w:tcPr>
+            <w:tcW w:w="1710" w:type="dxa"/>
+            <w:shd w:val="clear" w:color="auto" w:fill="F7F9FB"/>
+            <w:vAlign w:val="center"/>
+          </w:tcPr>
+          <w:p>
+            <w:r>
+              <w:t>Por estimar</w:t>
+            </w:r>
+            <w:proofErr w:type="spellStart"/>
+            <w:r/>
+            <w:proofErr w:type="spellEnd"/>
+          </w:p>
+        </w:tc>
+        <w:tc>
+          <w:tcPr>
+            <w:tcW w:w="1710" w:type="dxa"/>
+            <w:shd w:val="clear" w:color="auto" w:fill="F7F9FB"/>
+            <w:vAlign w:val="center"/>
+          </w:tcPr>
+          <w:p>
+            <w:r>
+              <w:t>Objetivo</w:t>
+            </w:r>
+          </w:p>
+        </w:tc>
+      </w:tr>
+      <w:tr>
+        <w:trPr>
+          <w:jc w:val="center"/>
+          <w:cantSplit/>
+        </w:trPr>
+        <w:tc>
+          <w:tcPr>
+            <w:tcW w:w="2145" w:type="dxa"/>
+            <w:shd w:val="clear" w:color="auto" w:fill="F7F9FB"/>
+            <w:vAlign w:val="center"/>
+          </w:tcPr>
+          <w:p>
+            <w:r>
+              <w:t>HU-029</w:t>
+            </w:r>
+          </w:p>
+        </w:tc>
+        <w:tc>
+          <w:tcPr>
+            <w:tcW w:w="1425" w:type="dxa"/>
+            <w:shd w:val="clear" w:color="auto" w:fill="F7F9FB"/>
+            <w:vAlign w:val="center"/>
+          </w:tcPr>
+          <w:p>
+            <w:proofErr w:type="spellStart"/>
+            <w:r>
+              <w:t>Desktop institucional</w:t>
+            </w:r>
+            <w:proofErr w:type="spellEnd"/>
+          </w:p>
+        </w:tc>
+        <w:tc>
+          <w:tcPr>
+            <w:tcW w:w="2460" w:type="dxa"/>
+            <w:shd w:val="clear" w:color="auto" w:fill="F7F9FB"/>
+            <w:vAlign w:val="center"/>
+          </w:tcPr>
+          <w:p>
+            <w:r>
+              <w:t>Como usuario institucional autorizado, quiero gestionar las sedes y servicios de mi institución desde CitaJusta Desktop, para mantener actualizado el catálogo institucional utilizado por agenda, profesionales, disponibilidad y procesos de atención.</w:t>
+            </w:r>
+            <w:proofErr w:type="spellStart"/>
+            <w:r/>
+            <w:proofErr w:type="spellEnd"/>
+            <w:r/>
+            <w:proofErr w:type="spellStart"/>
+            <w:r/>
+            <w:proofErr w:type="spellEnd"/>
+            <w:r/>
+            <w:proofErr w:type="spellStart"/>
+            <w:r/>
+            <w:proofErr w:type="spellEnd"/>
+            <w:r/>
+            <w:proofErr w:type="spellStart"/>
+            <w:r/>
+            <w:proofErr w:type="spellEnd"/>
+            <w:r/>
+            <w:proofErr w:type="spellStart"/>
+            <w:r/>
+            <w:proofErr w:type="spellEnd"/>
+            <w:r/>
+            <w:proofErr w:type="spellStart"/>
+            <w:r/>
+            <w:proofErr w:type="spellEnd"/>
+            <w:r/>
+            <w:proofErr w:type="spellStart"/>
+            <w:r/>
+            <w:proofErr w:type="spellEnd"/>
+            <w:r/>
+            <w:proofErr w:type="spellStart"/>
+            <w:r/>
+            <w:proofErr w:type="spellEnd"/>
+            <w:r/>
+            <w:proofErr w:type="spellStart"/>
+            <w:r/>
+            <w:proofErr w:type="spellEnd"/>
+            <w:r/>
+            <w:proofErr w:type="spellStart"/>
+            <w:r/>
+            <w:proofErr w:type="spellEnd"/>
+            <w:r/>
+            <w:proofErr w:type="spellStart"/>
+            <w:r/>
+            <w:proofErr w:type="spellEnd"/>
+            <w:r/>
+            <w:proofErr w:type="spellStart"/>
+            <w:r/>
+            <w:proofErr w:type="spellEnd"/>
+            <w:r/>
+            <w:proofErr w:type="spellStart"/>
+            <w:r/>
+            <w:proofErr w:type="spellEnd"/>
+            <w:r/>
+            <w:proofErr w:type="spellStart"/>
+            <w:r/>
+            <w:proofErr w:type="spellEnd"/>
+            <w:r/>
+            <w:proofErr w:type="spellStart"/>
+            <w:r/>
+            <w:proofErr w:type="spellEnd"/>
+            <w:r/>
+            <w:proofErr w:type="spellStart"/>
+            <w:r/>
+            <w:proofErr w:type="spellEnd"/>
+            <w:r/>
+            <w:proofErr w:type="spellStart"/>
+            <w:r/>
+            <w:proofErr w:type="spellEnd"/>
+            <w:r/>
+          </w:p>
+        </w:tc>
+        <w:tc>
+          <w:tcPr>
+            <w:tcW w:w="1245" w:type="dxa"/>
+            <w:shd w:val="clear" w:color="auto" w:fill="F7F9FB"/>
+            <w:vAlign w:val="center"/>
+          </w:tcPr>
+          <w:p>
+            <w:r>
+              <w:t>Alta</w:t>
+            </w:r>
+          </w:p>
+        </w:tc>
+        <w:tc>
+          <w:tcPr>
+            <w:tcW w:w="1710" w:type="dxa"/>
+            <w:shd w:val="clear" w:color="auto" w:fill="F7F9FB"/>
+            <w:vAlign w:val="center"/>
+          </w:tcPr>
+          <w:p>
+            <w:r>
+              <w:t>Por estimar</w:t>
+            </w:r>
+            <w:proofErr w:type="spellStart"/>
+            <w:r/>
+            <w:proofErr w:type="spellEnd"/>
+          </w:p>
+        </w:tc>
+        <w:tc>
+          <w:tcPr>
+            <w:tcW w:w="1710" w:type="dxa"/>
+            <w:shd w:val="clear" w:color="auto" w:fill="F7F9FB"/>
+            <w:vAlign w:val="center"/>
+          </w:tcPr>
+          <w:p>
+            <w:r>
+              <w:t>Objetivo</w:t>
             </w:r>
           </w:p>
         </w:tc>
@@ -9865,104 +10318,56 @@
         </w:pBdr>
       </w:pPr>
       <w:r>
-        <w:t xml:space="preserve">Los Story Points de HU-001 a HU-020 </w:t>
+        <w:t>Los Story Points de HU-001 a HU-020 corresponden a estimaciones documentadas previamente. HU-021 a HU-029 se incorporan sin asignar Story Points hasta que el Scrum Team realice su refinamiento.</w:t>
       </w:r>
       <w:proofErr w:type="spellStart"/>
-      <w:r>
-        <w:t>corresponden</w:t>
-      </w:r>
+      <w:r/>
       <w:proofErr w:type="spellEnd"/>
-      <w:r>
-        <w:t xml:space="preserve"> </w:t>
-      </w:r>
+      <w:r/>
       <w:proofErr w:type="gramStart"/>
-      <w:r>
-        <w:t>a</w:t>
-      </w:r>
+      <w:r/>
       <w:proofErr w:type="gramEnd"/>
-      <w:r>
-        <w:t xml:space="preserve"> </w:t>
-      </w:r>
+      <w:r/>
       <w:proofErr w:type="spellStart"/>
-      <w:r>
-        <w:t>estimaciones</w:t>
-      </w:r>
+      <w:r/>
       <w:proofErr w:type="spellEnd"/>
-      <w:r>
-        <w:t xml:space="preserve"> </w:t>
-      </w:r>
+      <w:r/>
       <w:proofErr w:type="spellStart"/>
-      <w:r>
-        <w:t>documentadas</w:t>
-      </w:r>
+      <w:r/>
       <w:proofErr w:type="spellEnd"/>
-      <w:r>
-        <w:t xml:space="preserve"> </w:t>
-      </w:r>
+      <w:r/>
       <w:proofErr w:type="spellStart"/>
-      <w:r>
-        <w:t>previamente</w:t>
-      </w:r>
+      <w:r/>
       <w:proofErr w:type="spellEnd"/>
-      <w:r>
-        <w:t xml:space="preserve">. HU-021, HU-022, HU-023, HU-024, HU-025 y HU-026 se </w:t>
-      </w:r>
+      <w:r/>
       <w:proofErr w:type="spellStart"/>
-      <w:r>
-        <w:t>incorporan</w:t>
-      </w:r>
+      <w:r/>
       <w:proofErr w:type="spellEnd"/>
-      <w:r>
-        <w:t xml:space="preserve"> sin </w:t>
-      </w:r>
+      <w:r/>
       <w:proofErr w:type="spellStart"/>
-      <w:r>
-        <w:t>asignar</w:t>
-      </w:r>
+      <w:r/>
       <w:proofErr w:type="spellEnd"/>
-      <w:r>
-        <w:t xml:space="preserve"> Story Points hasta </w:t>
-      </w:r>
+      <w:r/>
       <w:proofErr w:type="spellStart"/>
-      <w:r>
-        <w:t>que</w:t>
-      </w:r>
+      <w:r/>
       <w:proofErr w:type="spellEnd"/>
-      <w:r>
-        <w:t xml:space="preserve"> </w:t>
-      </w:r>
+      <w:r/>
       <w:proofErr w:type="spellStart"/>
-      <w:r>
-        <w:t>el</w:t>
-      </w:r>
+      <w:r/>
       <w:proofErr w:type="spellEnd"/>
-      <w:r>
-        <w:t xml:space="preserve"> Scrum Team </w:t>
-      </w:r>
+      <w:r/>
       <w:proofErr w:type="spellStart"/>
-      <w:r>
-        <w:t>realice</w:t>
-      </w:r>
+      <w:r/>
       <w:proofErr w:type="spellEnd"/>
-      <w:r>
-        <w:t xml:space="preserve"> </w:t>
-      </w:r>
+      <w:r/>
       <w:proofErr w:type="spellStart"/>
-      <w:r>
-        <w:t>su</w:t>
-      </w:r>
+      <w:r/>
       <w:proofErr w:type="spellEnd"/>
-      <w:r>
-        <w:t xml:space="preserve"> </w:t>
-      </w:r>
+      <w:r/>
       <w:proofErr w:type="spellStart"/>
-      <w:r>
-        <w:t>refinamiento</w:t>
-      </w:r>
+      <w:r/>
       <w:proofErr w:type="spellEnd"/>
-      <w:r>
-        <w:t>.</w:t>
-      </w:r>
+      <w:r/>
     </w:p>
     <w:p>
       <w:pPr>
@@ -9979,280 +10384,144 @@
         </w:pBdr>
       </w:pPr>
       <w:r>
-        <w:t xml:space="preserve">El backend de HU-001 a HU-020 se </w:t>
+        <w:t>El backend de HU-001 a HU-020 se encuentra implementado. HU-021 a HU-026 cerraron la experiencia Web del MVP. Sprint 7 ya inició Desktop/Tauri: HU-027 creó la fundación nativa (PR #112, merge 6adab82), HU-028 incorporó autenticación real y @citajusta/client-core (PR #113, merge ae151b3), y HU-029 entregó gestión institucional de sedes y servicios (commit f58c742, merge e1cdb2e). Con ello, HU-001 a HU-029 están Done y el siguiente PBI Desktop queda pendiente de refinamiento.</w:t>
       </w:r>
       <w:proofErr w:type="spellStart"/>
-      <w:r>
-        <w:t>encuentra</w:t>
-      </w:r>
+      <w:r/>
       <w:proofErr w:type="spellEnd"/>
-      <w:r>
-        <w:t xml:space="preserve"> </w:t>
-      </w:r>
+      <w:r/>
       <w:proofErr w:type="spellStart"/>
-      <w:r>
-        <w:t>implementado</w:t>
-      </w:r>
+      <w:r/>
       <w:proofErr w:type="spellEnd"/>
-      <w:r>
-        <w:t xml:space="preserve">. HU-021 y HU-022 </w:t>
-      </w:r>
+      <w:r/>
       <w:proofErr w:type="spellStart"/>
-      <w:r>
-        <w:t>fueron</w:t>
-      </w:r>
+      <w:r/>
       <w:proofErr w:type="spellEnd"/>
-      <w:r>
-        <w:t xml:space="preserve"> </w:t>
-      </w:r>
+      <w:r/>
       <w:proofErr w:type="spellStart"/>
-      <w:r>
-        <w:t>completadas</w:t>
-      </w:r>
+      <w:r/>
       <w:proofErr w:type="spellEnd"/>
-      <w:r>
-        <w:t xml:space="preserve"> y </w:t>
-      </w:r>
+      <w:r/>
       <w:proofErr w:type="spellStart"/>
-      <w:r>
-        <w:t>validadas</w:t>
-      </w:r>
+      <w:r/>
       <w:proofErr w:type="spellEnd"/>
-      <w:r>
-        <w:t xml:space="preserve"> </w:t>
-      </w:r>
+      <w:r/>
       <w:proofErr w:type="spellStart"/>
-      <w:r>
-        <w:t>en</w:t>
-      </w:r>
+      <w:r/>
       <w:proofErr w:type="spellEnd"/>
-      <w:r>
-        <w:t xml:space="preserve"> Web + API + PostgreSQL; HU-023 y HU-024 </w:t>
-      </w:r>
+      <w:r/>
       <w:proofErr w:type="spellStart"/>
-      <w:r>
-        <w:t>completaron</w:t>
-      </w:r>
+      <w:r/>
       <w:proofErr w:type="spellEnd"/>
-      <w:r>
-        <w:t xml:space="preserve"> </w:t>
-      </w:r>
+      <w:r/>
       <w:proofErr w:type="spellStart"/>
-      <w:r>
-        <w:t>expiración</w:t>
-      </w:r>
+      <w:r/>
       <w:proofErr w:type="spellEnd"/>
-      <w:r>
-        <w:t xml:space="preserve"> </w:t>
-      </w:r>
+      <w:r/>
       <w:proofErr w:type="spellStart"/>
-      <w:r>
-        <w:t>automática</w:t>
-      </w:r>
+      <w:r/>
       <w:proofErr w:type="spellEnd"/>
-      <w:r>
-        <w:t>/</w:t>
-      </w:r>
+      <w:r/>
       <w:proofErr w:type="spellStart"/>
-      <w:r>
-        <w:t>continuidad</w:t>
-      </w:r>
+      <w:r/>
       <w:proofErr w:type="spellEnd"/>
-      <w:r>
-        <w:t xml:space="preserve"> y </w:t>
-      </w:r>
+      <w:r/>
       <w:proofErr w:type="spellStart"/>
-      <w:r>
-        <w:t>notificaciones</w:t>
-      </w:r>
+      <w:r/>
       <w:proofErr w:type="spellEnd"/>
-      <w:r>
-        <w:t xml:space="preserve"> </w:t>
-      </w:r>
+      <w:r/>
       <w:proofErr w:type="spellStart"/>
-      <w:r>
-        <w:t>internas</w:t>
-      </w:r>
+      <w:r/>
       <w:proofErr w:type="spellEnd"/>
-      <w:r>
-        <w:t xml:space="preserve">; HU-025 y HU-026 </w:t>
-      </w:r>
+      <w:r/>
       <w:proofErr w:type="spellStart"/>
-      <w:r>
-        <w:t>cerraron</w:t>
-      </w:r>
+      <w:r/>
       <w:proofErr w:type="spellEnd"/>
-      <w:r>
-        <w:t xml:space="preserve"> </w:t>
-      </w:r>
+      <w:r/>
       <w:proofErr w:type="spellStart"/>
-      <w:r>
-        <w:t>el</w:t>
-      </w:r>
+      <w:r/>
       <w:proofErr w:type="spellEnd"/>
-      <w:r>
-        <w:t xml:space="preserve"> </w:t>
-      </w:r>
+      <w:r/>
       <w:proofErr w:type="spellStart"/>
-      <w:r>
-        <w:t>inicio</w:t>
-      </w:r>
+      <w:r/>
       <w:proofErr w:type="spellEnd"/>
-      <w:r>
-        <w:t xml:space="preserve"> </w:t>
-      </w:r>
+      <w:r/>
       <w:proofErr w:type="spellStart"/>
-      <w:r>
-        <w:t>automático</w:t>
-      </w:r>
+      <w:r/>
       <w:proofErr w:type="spellEnd"/>
-      <w:r>
-        <w:t xml:space="preserve"> de </w:t>
-      </w:r>
+      <w:r/>
       <w:proofErr w:type="spellStart"/>
-      <w:r>
-        <w:t>reasignación</w:t>
-      </w:r>
+      <w:r/>
       <w:proofErr w:type="spellEnd"/>
-      <w:r>
-        <w:t xml:space="preserve"> </w:t>
-      </w:r>
+      <w:r/>
       <w:proofErr w:type="spellStart"/>
-      <w:r>
-        <w:t>tras</w:t>
-      </w:r>
+      <w:r/>
       <w:proofErr w:type="spellEnd"/>
-      <w:r>
-        <w:t xml:space="preserve"> </w:t>
-      </w:r>
+      <w:r/>
       <w:proofErr w:type="spellStart"/>
-      <w:r>
-        <w:t>cancelación</w:t>
-      </w:r>
+      <w:r/>
       <w:proofErr w:type="spellEnd"/>
-      <w:r>
-        <w:t xml:space="preserve"> y la </w:t>
-      </w:r>
+      <w:r/>
       <w:proofErr w:type="spellStart"/>
-      <w:r>
-        <w:t>búsqueda</w:t>
-      </w:r>
+      <w:r/>
       <w:proofErr w:type="spellEnd"/>
-      <w:r>
-        <w:t xml:space="preserve"> Web </w:t>
-      </w:r>
+      <w:r/>
       <w:proofErr w:type="spellStart"/>
-      <w:r>
-        <w:t>por</w:t>
-      </w:r>
+      <w:r/>
       <w:proofErr w:type="spellEnd"/>
-      <w:r>
-        <w:t xml:space="preserve"> </w:t>
-      </w:r>
+      <w:r/>
       <w:proofErr w:type="spellStart"/>
-      <w:r>
-        <w:t>fecha</w:t>
-      </w:r>
+      <w:r/>
       <w:proofErr w:type="spellEnd"/>
-      <w:r>
-        <w:t xml:space="preserve"> </w:t>
-      </w:r>
+      <w:r/>
       <w:proofErr w:type="spellStart"/>
-      <w:r>
-        <w:t>específica</w:t>
-      </w:r>
+      <w:r/>
       <w:proofErr w:type="spellEnd"/>
-      <w:r>
-        <w:t xml:space="preserve">/flexible. HU-025 </w:t>
-      </w:r>
+      <w:r/>
       <w:proofErr w:type="spellStart"/>
-      <w:r>
-        <w:t>fue</w:t>
-      </w:r>
+      <w:r/>
       <w:proofErr w:type="spellEnd"/>
-      <w:r>
-        <w:t xml:space="preserve"> </w:t>
-      </w:r>
+      <w:r/>
       <w:proofErr w:type="spellStart"/>
-      <w:r>
-        <w:t>mergeada</w:t>
-      </w:r>
+      <w:r/>
       <w:proofErr w:type="spellEnd"/>
-      <w:r>
-        <w:t xml:space="preserve"> </w:t>
-      </w:r>
+      <w:r/>
       <w:proofErr w:type="spellStart"/>
-      <w:r>
-        <w:t>mediante</w:t>
-      </w:r>
+      <w:r/>
       <w:proofErr w:type="spellEnd"/>
-      <w:r>
-        <w:t xml:space="preserve"> PR #105 (ea33e9f) y HU-026 </w:t>
-      </w:r>
+      <w:r/>
       <w:proofErr w:type="spellStart"/>
-      <w:r>
-        <w:t>mediante</w:t>
-      </w:r>
+      <w:r/>
       <w:proofErr w:type="spellEnd"/>
-      <w:r>
-        <w:t xml:space="preserve"> PR #107 (ec427a4). Con </w:t>
-      </w:r>
+      <w:r/>
       <w:proofErr w:type="spellStart"/>
-      <w:r>
-        <w:t>ello</w:t>
-      </w:r>
+      <w:r/>
       <w:proofErr w:type="spellEnd"/>
-      <w:r>
-        <w:t xml:space="preserve">, </w:t>
-      </w:r>
+      <w:r/>
       <w:proofErr w:type="spellStart"/>
-      <w:r>
-        <w:t>el</w:t>
-      </w:r>
+      <w:r/>
       <w:proofErr w:type="spellEnd"/>
-      <w:r>
-        <w:t xml:space="preserve"> MVP Web de </w:t>
-      </w:r>
+      <w:r/>
       <w:proofErr w:type="spellStart"/>
-      <w:r>
-        <w:t>usuario</w:t>
-      </w:r>
+      <w:r/>
       <w:proofErr w:type="spellEnd"/>
-      <w:r>
-        <w:t xml:space="preserve"> </w:t>
-      </w:r>
+      <w:r/>
       <w:proofErr w:type="spellStart"/>
-      <w:r>
-        <w:t>queda</w:t>
-      </w:r>
+      <w:r/>
       <w:proofErr w:type="spellEnd"/>
-      <w:r>
-        <w:t xml:space="preserve"> </w:t>
-      </w:r>
+      <w:r/>
       <w:proofErr w:type="spellStart"/>
-      <w:r>
-        <w:t>funcionalmente</w:t>
-      </w:r>
+      <w:r/>
       <w:proofErr w:type="spellEnd"/>
-      <w:r>
-        <w:t xml:space="preserve"> </w:t>
-      </w:r>
+      <w:r/>
       <w:proofErr w:type="spellStart"/>
-      <w:r>
-        <w:t>cerrado</w:t>
-      </w:r>
+      <w:r/>
       <w:proofErr w:type="spellEnd"/>
-      <w:r>
-        <w:t xml:space="preserve"> antes de </w:t>
-      </w:r>
+      <w:r/>
       <w:proofErr w:type="spellStart"/>
-      <w:r>
-        <w:t>iniciar</w:t>
-      </w:r>
+      <w:r/>
       <w:proofErr w:type="spellEnd"/>
-      <w:r>
-        <w:t xml:space="preserve"> Desktop/Tauri.</w:t>
-      </w:r>
+      <w:r/>
     </w:p>
     <w:p>
       <w:pPr>
@@ -10270,153 +10539,80 @@
         <w:spacing w:after="200"/>
       </w:pPr>
       <w:r>
-        <w:lastRenderedPageBreak/>
-        <w:t xml:space="preserve">Las </w:t>
+        <w:t>Las evidencias de GitHub, Pull Requests y pruebas deben asociarse progresivamente a cada historia. El estado Done debe reflejar cumplimiento verificable del alcance declarado, no sólo una implementación parcial. Para HU-027 a HU-029 se consideran build/cargo, regresiones Web/API/Desktop y validación manual Tauri cuando corresponde.</w:t>
       </w:r>
       <w:proofErr w:type="spellStart"/>
-      <w:r>
-        <w:t>evidencias</w:t>
-      </w:r>
+      <w:r/>
       <w:proofErr w:type="spellEnd"/>
-      <w:r>
-        <w:t xml:space="preserve"> de GitHub, Pull Requests y </w:t>
-      </w:r>
+      <w:r/>
       <w:proofErr w:type="spellStart"/>
-      <w:r>
-        <w:t>pruebas</w:t>
-      </w:r>
+      <w:r/>
       <w:proofErr w:type="spellEnd"/>
-      <w:r>
-        <w:t xml:space="preserve"> </w:t>
-      </w:r>
+      <w:r/>
       <w:proofErr w:type="spellStart"/>
-      <w:r>
-        <w:t>deben</w:t>
-      </w:r>
+      <w:r/>
       <w:proofErr w:type="spellEnd"/>
-      <w:r>
-        <w:t xml:space="preserve"> </w:t>
-      </w:r>
+      <w:r/>
       <w:proofErr w:type="spellStart"/>
-      <w:r>
-        <w:t>asociarse</w:t>
-      </w:r>
+      <w:r/>
       <w:proofErr w:type="spellEnd"/>
-      <w:r>
-        <w:t xml:space="preserve"> </w:t>
-      </w:r>
+      <w:r/>
       <w:proofErr w:type="spellStart"/>
-      <w:r>
-        <w:t>progresivamente</w:t>
-      </w:r>
+      <w:r/>
       <w:proofErr w:type="spellEnd"/>
-      <w:r>
-        <w:t xml:space="preserve"> a </w:t>
-      </w:r>
+      <w:r/>
       <w:proofErr w:type="spellStart"/>
-      <w:r>
-        <w:t>cada</w:t>
-      </w:r>
+      <w:r/>
       <w:proofErr w:type="spellEnd"/>
-      <w:r>
-        <w:t xml:space="preserve"> </w:t>
-      </w:r>
+      <w:r/>
       <w:proofErr w:type="spellStart"/>
-      <w:r>
-        <w:t>historia</w:t>
-      </w:r>
+      <w:r/>
       <w:proofErr w:type="spellEnd"/>
-      <w:r>
-        <w:t xml:space="preserve">. El </w:t>
-      </w:r>
+      <w:r/>
       <w:proofErr w:type="spellStart"/>
-      <w:r>
-        <w:t>estado</w:t>
-      </w:r>
+      <w:r/>
       <w:proofErr w:type="spellEnd"/>
-      <w:r>
-        <w:t xml:space="preserve"> Done </w:t>
-      </w:r>
+      <w:r/>
       <w:proofErr w:type="spellStart"/>
-      <w:r>
-        <w:t>debe</w:t>
-      </w:r>
+      <w:r/>
       <w:proofErr w:type="spellEnd"/>
-      <w:r>
-        <w:t xml:space="preserve"> </w:t>
-      </w:r>
+      <w:r/>
       <w:proofErr w:type="spellStart"/>
-      <w:r>
-        <w:t>reflejar</w:t>
-      </w:r>
+      <w:r/>
       <w:proofErr w:type="spellEnd"/>
-      <w:r>
-        <w:t xml:space="preserve"> </w:t>
-      </w:r>
+      <w:r/>
       <w:proofErr w:type="spellStart"/>
-      <w:r>
-        <w:t>cumplimiento</w:t>
-      </w:r>
+      <w:r/>
       <w:proofErr w:type="spellEnd"/>
-      <w:r>
-        <w:t xml:space="preserve"> </w:t>
-      </w:r>
+      <w:r/>
       <w:proofErr w:type="spellStart"/>
-      <w:r>
-        <w:t>verificable</w:t>
-      </w:r>
+      <w:r/>
       <w:proofErr w:type="spellEnd"/>
-      <w:r>
-        <w:t xml:space="preserve"> del </w:t>
-      </w:r>
+      <w:r/>
       <w:proofErr w:type="spellStart"/>
-      <w:r>
-        <w:t>alcance</w:t>
-      </w:r>
+      <w:r/>
       <w:proofErr w:type="spellEnd"/>
-      <w:r>
-        <w:t xml:space="preserve"> </w:t>
-      </w:r>
+      <w:r/>
       <w:proofErr w:type="spellStart"/>
-      <w:r>
-        <w:t>declarado</w:t>
-      </w:r>
+      <w:r/>
       <w:proofErr w:type="spellEnd"/>
-      <w:r>
-        <w:t xml:space="preserve">, no </w:t>
-      </w:r>
+      <w:r/>
       <w:proofErr w:type="spellStart"/>
-      <w:r>
-        <w:t>sólo</w:t>
-      </w:r>
+      <w:r/>
       <w:proofErr w:type="spellEnd"/>
-      <w:r>
-        <w:t xml:space="preserve"> </w:t>
-      </w:r>
+      <w:r/>
       <w:proofErr w:type="spellStart"/>
-      <w:r>
-        <w:t>una</w:t>
-      </w:r>
+      <w:r/>
       <w:proofErr w:type="spellEnd"/>
-      <w:r>
-        <w:t xml:space="preserve"> </w:t>
-      </w:r>
+      <w:r/>
       <w:proofErr w:type="spellStart"/>
-      <w:r>
-        <w:t>implementación</w:t>
-      </w:r>
+      <w:r/>
       <w:proofErr w:type="spellEnd"/>
-      <w:r>
-        <w:t xml:space="preserve"> </w:t>
-      </w:r>
+      <w:r/>
       <w:proofErr w:type="spellStart"/>
-      <w:r>
-        <w:t>parcial</w:t>
-      </w:r>
+      <w:r/>
       <w:proofErr w:type="spellEnd"/>
-      <w:r>
-        <w:t>.</w:t>
-      </w:r>
+      <w:r/>
     </w:p>
     <w:sectPr>
       <w:headerReference w:type="default" r:id="rId9"/>

--- a/Fase 2/Evidencias Proyecto/Evidencias de documentación/Scrum/09_Epicas_Historias_Usuario_CitaJusta.docx
+++ b/Fase 2/Evidencias Proyecto/Evidencias de documentación/Scrum/09_Epicas_Historias_Usuario_CitaJusta.docx
@@ -313,6 +313,7 @@
       <w:tr>
         <w:trPr>
           <w:cantSplit/>
+          <w:tblHeader w:val="true"/>
         </w:trPr>
         <w:tc>
           <w:tcPr>
@@ -381,15 +382,8 @@
           </w:tcPr>
           <w:p>
             <w:r>
-              <w:t>1.4 — actualización de Sprint 7</w:t>
-            </w:r>
-            <w:proofErr w:type="spellStart"/>
-            <w:r/>
-            <w:proofErr w:type="spellEnd"/>
-            <w:r/>
-            <w:proofErr w:type="spellStart"/>
-            <w:r/>
-            <w:proofErr w:type="spellEnd"/>
+              <w:t>1.5 — actualización de cierre Sprint 7 y planificación Sprint 8</w:t>
+            </w:r>
           </w:p>
         </w:tc>
       </w:tr>
@@ -424,7 +418,7 @@
           </w:tcPr>
           <w:p>
             <w:r>
-              <w:t>23-09-2026</w:t>
+              <w:t>04-10-2026</w:t>
             </w:r>
           </w:p>
         </w:tc>
@@ -457,23 +451,9 @@
             <w:vAlign w:val="center"/>
           </w:tcPr>
           <w:p>
-            <w:proofErr w:type="spellStart"/>
-            <w:r>
-              <w:t>Documento actualizado con HU-021 a HU-029 completadas; MVP Web cerrado y Desktop/Tauri en progreso</w:t>
-            </w:r>
-            <w:proofErr w:type="spellEnd"/>
-            <w:r/>
-            <w:proofErr w:type="spellStart"/>
-            <w:r/>
-            <w:proofErr w:type="spellEnd"/>
-            <w:r/>
-            <w:proofErr w:type="spellStart"/>
-            <w:r/>
-            <w:proofErr w:type="spellEnd"/>
-            <w:r/>
-            <w:proofErr w:type="spellStart"/>
-            <w:r/>
-            <w:proofErr w:type="spellEnd"/>
+            <w:r>
+              <w:t>Documento actualizado con HU-021 a HU-043; Sprint 7 cerrado y Sprint 8 de integraciones externas planificado</w:t>
+            </w:r>
           </w:p>
         </w:tc>
       </w:tr>
@@ -770,7 +750,7 @@
                 <w:bCs/>
                 <w:color w:val="000000"/>
               </w:rPr>
-              <w:t>5. Observaciones para la primera evaluación</w:t>
+              <w:t>5. Observaciones de actualización al 04-10-2026</w:t>
             </w:r>
             <w:r>
               <w:rPr>
@@ -892,6 +872,7 @@
         <w:trPr>
           <w:jc w:val="center"/>
           <w:cantSplit/>
+          <w:tblHeader w:val="true"/>
         </w:trPr>
         <w:tc>
           <w:tcPr>
@@ -1471,7 +1452,7 @@
           </w:tcPr>
           <w:p>
             <w:r>
-              <w:t>HU-009, HU-010, HU-011, HU-022, HU-023</w:t>
+              <w:t>HU-009, HU-010, HU-011, HU-022, HU-023, HU-035</w:t>
             </w:r>
           </w:p>
         </w:tc>
@@ -1798,7 +1779,7 @@
           </w:tcPr>
           <w:p>
             <w:r>
-              <w:t>HU-027, HU-028, HU-029</w:t>
+              <w:t>HU-027, HU-028, HU-029, HU-030, HU-031, HU-032, HU-033, HU-034, HU-036, HU-037, HU-038</w:t>
             </w:r>
           </w:p>
         </w:tc>
@@ -1811,6 +1792,75 @@
           <w:p>
             <w:r>
               <w:t>Must</w:t>
+            </w:r>
+          </w:p>
+        </w:tc>
+      </w:tr>
+      <w:tr>
+        <w:trPr>
+          <w:cantSplit/>
+        </w:trPr>
+        <w:tc>
+          <w:tcPr>
+            <w:tcW w:type="dxa" w:w="2556"/>
+            <w:vAlign w:val="center"/>
+          </w:tcPr>
+          <w:p>
+            <w:r/>
+            <w:r>
+              <w:rPr>
+                <w:b w:val="0"/>
+                <w:sz w:val="18"/>
+              </w:rPr>
+              <w:t>EP-13</w:t>
+            </w:r>
+          </w:p>
+        </w:tc>
+        <w:tc>
+          <w:tcPr>
+            <w:tcW w:type="dxa" w:w="2556"/>
+            <w:vAlign w:val="center"/>
+          </w:tcPr>
+          <w:p>
+            <w:r/>
+            <w:r>
+              <w:rPr>
+                <w:b w:val="0"/>
+                <w:sz w:val="18"/>
+              </w:rPr>
+              <w:t>Integraciones externas</w:t>
+            </w:r>
+          </w:p>
+        </w:tc>
+        <w:tc>
+          <w:tcPr>
+            <w:tcW w:type="dxa" w:w="2556"/>
+            <w:vAlign w:val="center"/>
+          </w:tcPr>
+          <w:p>
+            <w:r/>
+            <w:r>
+              <w:rPr>
+                <w:b w:val="0"/>
+                <w:sz w:val="18"/>
+              </w:rPr>
+              <w:t>HU-039, HU-040, HU-041, HU-042, HU-043</w:t>
+            </w:r>
+          </w:p>
+        </w:tc>
+        <w:tc>
+          <w:tcPr>
+            <w:tcW w:type="dxa" w:w="2556"/>
+            <w:vAlign w:val="center"/>
+          </w:tcPr>
+          <w:p>
+            <w:r/>
+            <w:r>
+              <w:rPr>
+                <w:b w:val="0"/>
+                <w:sz w:val="18"/>
+              </w:rPr>
+              <w:t>Should</w:t>
             </w:r>
           </w:p>
         </w:tc>
@@ -1841,248 +1891,128 @@
     </w:p>
     <w:p>
       <w:r>
-        <w:t xml:space="preserve">Se </w:t>
+        <w:t>Se utiliza una priorización tipo MoSCoW como apoyo visual. Las épicas que sostienen el MVP (acceso, citas, agenda, administración, lista de espera, ofertas, reasignación y notificaciones) se consideran Must. Desktop institucional también se mantiene como Must para la operación institucional del producto objetivo. Operación, auditoría e integraciones externas se consideran Should, mientras que reportes se mantiene como Could.</w:t>
       </w:r>
       <w:proofErr w:type="spellStart"/>
-      <w:r>
-        <w:t>utiliza</w:t>
-      </w:r>
+      <w:r/>
       <w:proofErr w:type="spellEnd"/>
-      <w:r>
-        <w:t xml:space="preserve"> </w:t>
-      </w:r>
+      <w:r/>
       <w:proofErr w:type="spellStart"/>
-      <w:r>
-        <w:t>una</w:t>
-      </w:r>
+      <w:r/>
       <w:proofErr w:type="spellEnd"/>
-      <w:r>
-        <w:t xml:space="preserve"> </w:t>
-      </w:r>
+      <w:r/>
       <w:proofErr w:type="spellStart"/>
-      <w:r>
-        <w:t>priorización</w:t>
-      </w:r>
+      <w:r/>
       <w:proofErr w:type="spellEnd"/>
-      <w:r>
-        <w:t xml:space="preserve"> </w:t>
-      </w:r>
+      <w:r/>
       <w:proofErr w:type="spellStart"/>
-      <w:r>
-        <w:t>tipo</w:t>
-      </w:r>
+      <w:r/>
       <w:proofErr w:type="spellEnd"/>
-      <w:r>
-        <w:t xml:space="preserve"> </w:t>
-      </w:r>
+      <w:r/>
       <w:proofErr w:type="spellStart"/>
-      <w:r>
-        <w:t>MoSCoW</w:t>
-      </w:r>
+      <w:r/>
       <w:proofErr w:type="spellEnd"/>
-      <w:r>
-        <w:t xml:space="preserve"> </w:t>
-      </w:r>
+      <w:r/>
       <w:proofErr w:type="spellStart"/>
-      <w:r>
-        <w:t>como</w:t>
-      </w:r>
+      <w:r/>
       <w:proofErr w:type="spellEnd"/>
-      <w:r>
-        <w:t xml:space="preserve"> </w:t>
-      </w:r>
+      <w:r/>
       <w:proofErr w:type="spellStart"/>
-      <w:r>
-        <w:t>apoyo</w:t>
-      </w:r>
+      <w:r/>
       <w:proofErr w:type="spellEnd"/>
-      <w:r>
-        <w:t xml:space="preserve"> visual. Las </w:t>
-      </w:r>
+      <w:r/>
       <w:proofErr w:type="spellStart"/>
-      <w:r>
-        <w:t>épicas</w:t>
-      </w:r>
+      <w:r/>
       <w:proofErr w:type="spellEnd"/>
-      <w:r>
-        <w:t xml:space="preserve"> </w:t>
-      </w:r>
+      <w:r/>
       <w:proofErr w:type="spellStart"/>
-      <w:r>
-        <w:t>que</w:t>
-      </w:r>
+      <w:r/>
       <w:proofErr w:type="spellEnd"/>
-      <w:r>
-        <w:t xml:space="preserve"> </w:t>
-      </w:r>
+      <w:r/>
       <w:proofErr w:type="spellStart"/>
-      <w:r>
-        <w:t>sostienen</w:t>
-      </w:r>
+      <w:r/>
       <w:proofErr w:type="spellEnd"/>
-      <w:r>
-        <w:t xml:space="preserve"> </w:t>
-      </w:r>
+      <w:r/>
       <w:proofErr w:type="spellStart"/>
-      <w:r>
-        <w:t>el</w:t>
-      </w:r>
+      <w:r/>
       <w:proofErr w:type="spellEnd"/>
-      <w:r>
-        <w:t xml:space="preserve"> MVP (</w:t>
-      </w:r>
+      <w:r/>
       <w:proofErr w:type="spellStart"/>
-      <w:r>
-        <w:t>acceso</w:t>
-      </w:r>
+      <w:r/>
       <w:proofErr w:type="spellEnd"/>
-      <w:r>
-        <w:t xml:space="preserve">, </w:t>
-      </w:r>
+      <w:r/>
       <w:proofErr w:type="spellStart"/>
-      <w:r>
-        <w:t>citas</w:t>
-      </w:r>
+      <w:r/>
       <w:proofErr w:type="spellEnd"/>
-      <w:r>
-        <w:t xml:space="preserve">, agenda, </w:t>
-      </w:r>
+      <w:r/>
       <w:proofErr w:type="spellStart"/>
-      <w:r>
-        <w:t>administración</w:t>
-      </w:r>
+      <w:r/>
       <w:proofErr w:type="spellEnd"/>
-      <w:r>
-        <w:t xml:space="preserve">, </w:t>
-      </w:r>
+      <w:r/>
       <w:proofErr w:type="spellStart"/>
-      <w:r>
-        <w:t>lista</w:t>
-      </w:r>
+      <w:r/>
       <w:proofErr w:type="spellEnd"/>
-      <w:r>
-        <w:t xml:space="preserve"> de </w:t>
-      </w:r>
+      <w:r/>
       <w:proofErr w:type="spellStart"/>
-      <w:r>
-        <w:t>espera</w:t>
-      </w:r>
+      <w:r/>
       <w:proofErr w:type="spellEnd"/>
-      <w:r>
-        <w:t xml:space="preserve">, </w:t>
-      </w:r>
+      <w:r/>
       <w:proofErr w:type="spellStart"/>
-      <w:r>
-        <w:t>ofertas</w:t>
-      </w:r>
+      <w:r/>
       <w:proofErr w:type="spellEnd"/>
-      <w:r>
-        <w:t xml:space="preserve">, </w:t>
-      </w:r>
+      <w:r/>
       <w:proofErr w:type="spellStart"/>
-      <w:r>
-        <w:t>reasignación</w:t>
-      </w:r>
+      <w:r/>
       <w:proofErr w:type="spellEnd"/>
-      <w:r>
-        <w:t xml:space="preserve"> y </w:t>
-      </w:r>
+      <w:r/>
       <w:proofErr w:type="spellStart"/>
-      <w:r>
-        <w:t>notificaciones</w:t>
-      </w:r>
+      <w:r/>
       <w:proofErr w:type="spellEnd"/>
-      <w:r>
-        <w:t xml:space="preserve">) se </w:t>
-      </w:r>
+      <w:r/>
       <w:proofErr w:type="spellStart"/>
-      <w:r>
-        <w:t>consideran</w:t>
-      </w:r>
+      <w:r/>
       <w:proofErr w:type="spellEnd"/>
-      <w:r>
-        <w:t xml:space="preserve"> Must. </w:t>
-      </w:r>
+      <w:r/>
       <w:proofErr w:type="spellStart"/>
-      <w:r>
-        <w:t>Operación</w:t>
-      </w:r>
+      <w:r/>
       <w:proofErr w:type="spellEnd"/>
-      <w:r>
-        <w:t xml:space="preserve"> y </w:t>
-      </w:r>
+      <w:r/>
       <w:proofErr w:type="spellStart"/>
-      <w:r>
-        <w:t>auditoría</w:t>
-      </w:r>
+      <w:r/>
       <w:proofErr w:type="spellEnd"/>
-      <w:r>
-        <w:t xml:space="preserve"> se </w:t>
-      </w:r>
+      <w:r/>
       <w:proofErr w:type="spellStart"/>
-      <w:r>
-        <w:t>consideran</w:t>
-      </w:r>
+      <w:r/>
       <w:proofErr w:type="spellEnd"/>
-      <w:r>
-        <w:t xml:space="preserve"> Should, </w:t>
-      </w:r>
+      <w:r/>
       <w:proofErr w:type="spellStart"/>
-      <w:r>
-        <w:t>mientras</w:t>
-      </w:r>
+      <w:r/>
       <w:proofErr w:type="spellEnd"/>
-      <w:r>
-        <w:t xml:space="preserve"> </w:t>
-      </w:r>
+      <w:r/>
       <w:proofErr w:type="spellStart"/>
-      <w:r>
-        <w:t>que</w:t>
-      </w:r>
+      <w:r/>
       <w:proofErr w:type="spellEnd"/>
-      <w:r>
-        <w:t xml:space="preserve"> </w:t>
-      </w:r>
+      <w:r/>
       <w:proofErr w:type="spellStart"/>
-      <w:r>
-        <w:t>reportes</w:t>
-      </w:r>
+      <w:r/>
       <w:proofErr w:type="spellEnd"/>
-      <w:r>
-        <w:t xml:space="preserve"> se </w:t>
-      </w:r>
+      <w:r/>
       <w:proofErr w:type="spellStart"/>
-      <w:r>
-        <w:t>mantiene</w:t>
-      </w:r>
+      <w:r/>
       <w:proofErr w:type="spellEnd"/>
-      <w:r>
-        <w:t xml:space="preserve"> </w:t>
-      </w:r>
+      <w:r/>
       <w:proofErr w:type="spellStart"/>
-      <w:r>
-        <w:t>como</w:t>
-      </w:r>
+      <w:r/>
       <w:proofErr w:type="spellEnd"/>
-      <w:r>
-        <w:t xml:space="preserve"> Could para la </w:t>
-      </w:r>
+      <w:r/>
       <w:proofErr w:type="spellStart"/>
-      <w:r>
-        <w:t>versión</w:t>
-      </w:r>
+      <w:r/>
       <w:proofErr w:type="spellEnd"/>
-      <w:r>
-        <w:t xml:space="preserve"> </w:t>
-      </w:r>
+      <w:r/>
       <w:proofErr w:type="spellStart"/>
-      <w:r>
-        <w:t>objetivo</w:t>
-      </w:r>
+      <w:r/>
       <w:proofErr w:type="spellEnd"/>
-      <w:r>
-        <w:t>.</w:t>
-      </w:r>
+      <w:r/>
     </w:p>
     <w:p/>
     <w:p>
@@ -2110,7 +2040,7 @@
     </w:p>
     <w:p>
       <w:r>
-        <w:t>El siguiente resumen consolida las historias definidas en CitaJusta e incorpora HU-021 a HU-029. Los Story Points de estas historias adicionales quedan pendientes de refinamiento por el Scrum Team; el detalle de criterios de aceptación debe mantenerse sincronizado con Product Backlog, Kanban e Issues de GitHub.</w:t>
+        <w:t>El siguiente resumen consolida las historias definidas en CitaJusta e incorpora HU-021 a HU-043. Los Story Points de HU-021 a HU-043 permanecen pendientes de refinamiento formal por el Scrum Team; el detalle de criterios de aceptación debe mantenerse sincronizado con Product Backlog, Kanban e Issues de GitHub.</w:t>
       </w:r>
       <w:proofErr w:type="spellStart"/>
       <w:r/>
@@ -2233,6 +2163,7 @@
         <w:trPr>
           <w:jc w:val="center"/>
           <w:cantSplit/>
+          <w:tblHeader w:val="true"/>
         </w:trPr>
         <w:tc>
           <w:tcPr>
@@ -10141,6 +10072,1420 @@
           </w:tcPr>
           <w:p>
             <w:r>
+              <w:t>Objetivo</w:t>
+            </w:r>
+          </w:p>
+        </w:tc>
+      </w:tr>
+      <w:tr>
+        <w:trPr>
+          <w:cantSplit/>
+        </w:trPr>
+        <w:tc>
+          <w:tcPr>
+            <w:tcW w:type="dxa" w:w="2145"/>
+            <w:vAlign w:val="center"/>
+          </w:tcPr>
+          <w:p>
+            <w:r/>
+            <w:r>
+              <w:rPr>
+                <w:b w:val="0"/>
+                <w:sz w:val="18"/>
+              </w:rPr>
+              <w:t>HU-030</w:t>
+            </w:r>
+          </w:p>
+        </w:tc>
+        <w:tc>
+          <w:tcPr>
+            <w:tcW w:type="dxa" w:w="1425"/>
+            <w:vAlign w:val="center"/>
+          </w:tcPr>
+          <w:p>
+            <w:r/>
+            <w:r>
+              <w:rPr>
+                <w:b w:val="0"/>
+                <w:sz w:val="18"/>
+              </w:rPr>
+              <w:t>Desktop institucional</w:t>
+            </w:r>
+          </w:p>
+        </w:tc>
+        <w:tc>
+          <w:tcPr>
+            <w:tcW w:type="dxa" w:w="2460"/>
+            <w:vAlign w:val="center"/>
+          </w:tcPr>
+          <w:p>
+            <w:r/>
+            <w:r>
+              <w:rPr>
+                <w:b w:val="0"/>
+                <w:sz w:val="18"/>
+              </w:rPr>
+              <w:t>Como administrador institucional autorizado, quiero gestionar profesionales desde CitaJusta Desktop, para mantener perfiles y asociaciones de atención desde la aplicación institucional.</w:t>
+            </w:r>
+          </w:p>
+        </w:tc>
+        <w:tc>
+          <w:tcPr>
+            <w:tcW w:type="dxa" w:w="1245"/>
+            <w:vAlign w:val="center"/>
+          </w:tcPr>
+          <w:p>
+            <w:r/>
+            <w:r>
+              <w:rPr>
+                <w:b w:val="0"/>
+                <w:sz w:val="18"/>
+              </w:rPr>
+              <w:t>Alta</w:t>
+            </w:r>
+          </w:p>
+        </w:tc>
+        <w:tc>
+          <w:tcPr>
+            <w:tcW w:type="dxa" w:w="1710"/>
+            <w:vAlign w:val="center"/>
+          </w:tcPr>
+          <w:p>
+            <w:r/>
+            <w:r>
+              <w:rPr>
+                <w:b w:val="0"/>
+                <w:sz w:val="18"/>
+              </w:rPr>
+              <w:t>Por estimar</w:t>
+            </w:r>
+          </w:p>
+        </w:tc>
+        <w:tc>
+          <w:tcPr>
+            <w:tcW w:type="dxa" w:w="1710"/>
+            <w:vAlign w:val="center"/>
+          </w:tcPr>
+          <w:p>
+            <w:r/>
+            <w:r>
+              <w:rPr>
+                <w:b w:val="0"/>
+                <w:sz w:val="18"/>
+              </w:rPr>
+              <w:t>Objetivo</w:t>
+            </w:r>
+          </w:p>
+        </w:tc>
+      </w:tr>
+      <w:tr>
+        <w:trPr>
+          <w:cantSplit/>
+        </w:trPr>
+        <w:tc>
+          <w:tcPr>
+            <w:tcW w:type="dxa" w:w="2145"/>
+            <w:vAlign w:val="center"/>
+          </w:tcPr>
+          <w:p>
+            <w:r/>
+            <w:r>
+              <w:rPr>
+                <w:b w:val="0"/>
+                <w:sz w:val="18"/>
+              </w:rPr>
+              <w:t>HU-031</w:t>
+            </w:r>
+          </w:p>
+        </w:tc>
+        <w:tc>
+          <w:tcPr>
+            <w:tcW w:type="dxa" w:w="1425"/>
+            <w:vAlign w:val="center"/>
+          </w:tcPr>
+          <w:p>
+            <w:r/>
+            <w:r>
+              <w:rPr>
+                <w:b w:val="0"/>
+                <w:sz w:val="18"/>
+              </w:rPr>
+              <w:t>Desktop institucional</w:t>
+            </w:r>
+          </w:p>
+        </w:tc>
+        <w:tc>
+          <w:tcPr>
+            <w:tcW w:type="dxa" w:w="2460"/>
+            <w:vAlign w:val="center"/>
+          </w:tcPr>
+          <w:p>
+            <w:r/>
+            <w:r>
+              <w:rPr>
+                <w:b w:val="0"/>
+                <w:sz w:val="18"/>
+              </w:rPr>
+              <w:t>Como funcionario institucional autorizado, quiero consultar la agenda diaria desde CitaJusta Desktop, para gestionar la operación con filtros y contexto real.</w:t>
+            </w:r>
+          </w:p>
+        </w:tc>
+        <w:tc>
+          <w:tcPr>
+            <w:tcW w:type="dxa" w:w="1245"/>
+            <w:vAlign w:val="center"/>
+          </w:tcPr>
+          <w:p>
+            <w:r/>
+            <w:r>
+              <w:rPr>
+                <w:b w:val="0"/>
+                <w:sz w:val="18"/>
+              </w:rPr>
+              <w:t>Alta</w:t>
+            </w:r>
+          </w:p>
+        </w:tc>
+        <w:tc>
+          <w:tcPr>
+            <w:tcW w:type="dxa" w:w="1710"/>
+            <w:vAlign w:val="center"/>
+          </w:tcPr>
+          <w:p>
+            <w:r/>
+            <w:r>
+              <w:rPr>
+                <w:b w:val="0"/>
+                <w:sz w:val="18"/>
+              </w:rPr>
+              <w:t>Por estimar</w:t>
+            </w:r>
+          </w:p>
+        </w:tc>
+        <w:tc>
+          <w:tcPr>
+            <w:tcW w:type="dxa" w:w="1710"/>
+            <w:vAlign w:val="center"/>
+          </w:tcPr>
+          <w:p>
+            <w:r/>
+            <w:r>
+              <w:rPr>
+                <w:b w:val="0"/>
+                <w:sz w:val="18"/>
+              </w:rPr>
+              <w:t>Objetivo</w:t>
+            </w:r>
+          </w:p>
+        </w:tc>
+      </w:tr>
+      <w:tr>
+        <w:trPr>
+          <w:cantSplit/>
+        </w:trPr>
+        <w:tc>
+          <w:tcPr>
+            <w:tcW w:type="dxa" w:w="2145"/>
+            <w:vAlign w:val="center"/>
+          </w:tcPr>
+          <w:p>
+            <w:r/>
+            <w:r>
+              <w:rPr>
+                <w:b w:val="0"/>
+                <w:sz w:val="18"/>
+              </w:rPr>
+              <w:t>HU-032</w:t>
+            </w:r>
+          </w:p>
+        </w:tc>
+        <w:tc>
+          <w:tcPr>
+            <w:tcW w:type="dxa" w:w="1425"/>
+            <w:vAlign w:val="center"/>
+          </w:tcPr>
+          <w:p>
+            <w:r/>
+            <w:r>
+              <w:rPr>
+                <w:b w:val="0"/>
+                <w:sz w:val="18"/>
+              </w:rPr>
+              <w:t>Desktop institucional</w:t>
+            </w:r>
+          </w:p>
+        </w:tc>
+        <w:tc>
+          <w:tcPr>
+            <w:tcW w:type="dxa" w:w="2460"/>
+            <w:vAlign w:val="center"/>
+          </w:tcPr>
+          <w:p>
+            <w:r/>
+            <w:r>
+              <w:rPr>
+                <w:b w:val="0"/>
+                <w:sz w:val="18"/>
+              </w:rPr>
+              <w:t>Como usuario institucional autorizado, quiero consultar y gestionar disponibilidad y bloqueos desde CitaJusta Desktop, para mantener horarios atendibles sin duplicar reglas del backend.</w:t>
+            </w:r>
+          </w:p>
+        </w:tc>
+        <w:tc>
+          <w:tcPr>
+            <w:tcW w:type="dxa" w:w="1245"/>
+            <w:vAlign w:val="center"/>
+          </w:tcPr>
+          <w:p>
+            <w:r/>
+            <w:r>
+              <w:rPr>
+                <w:b w:val="0"/>
+                <w:sz w:val="18"/>
+              </w:rPr>
+              <w:t>Alta</w:t>
+            </w:r>
+          </w:p>
+        </w:tc>
+        <w:tc>
+          <w:tcPr>
+            <w:tcW w:type="dxa" w:w="1710"/>
+            <w:vAlign w:val="center"/>
+          </w:tcPr>
+          <w:p>
+            <w:r/>
+            <w:r>
+              <w:rPr>
+                <w:b w:val="0"/>
+                <w:sz w:val="18"/>
+              </w:rPr>
+              <w:t>Por estimar</w:t>
+            </w:r>
+          </w:p>
+        </w:tc>
+        <w:tc>
+          <w:tcPr>
+            <w:tcW w:type="dxa" w:w="1710"/>
+            <w:vAlign w:val="center"/>
+          </w:tcPr>
+          <w:p>
+            <w:r/>
+            <w:r>
+              <w:rPr>
+                <w:b w:val="0"/>
+                <w:sz w:val="18"/>
+              </w:rPr>
+              <w:t>Objetivo</w:t>
+            </w:r>
+          </w:p>
+        </w:tc>
+      </w:tr>
+      <w:tr>
+        <w:trPr>
+          <w:cantSplit/>
+        </w:trPr>
+        <w:tc>
+          <w:tcPr>
+            <w:tcW w:type="dxa" w:w="2145"/>
+            <w:vAlign w:val="center"/>
+          </w:tcPr>
+          <w:p>
+            <w:r/>
+            <w:r>
+              <w:rPr>
+                <w:b w:val="0"/>
+                <w:sz w:val="18"/>
+              </w:rPr>
+              <w:t>HU-033</w:t>
+            </w:r>
+          </w:p>
+        </w:tc>
+        <w:tc>
+          <w:tcPr>
+            <w:tcW w:type="dxa" w:w="1425"/>
+            <w:vAlign w:val="center"/>
+          </w:tcPr>
+          <w:p>
+            <w:r/>
+            <w:r>
+              <w:rPr>
+                <w:b w:val="0"/>
+                <w:sz w:val="18"/>
+              </w:rPr>
+              <w:t>Desktop institucional</w:t>
+            </w:r>
+          </w:p>
+        </w:tc>
+        <w:tc>
+          <w:tcPr>
+            <w:tcW w:type="dxa" w:w="2460"/>
+            <w:vAlign w:val="center"/>
+          </w:tcPr>
+          <w:p>
+            <w:r/>
+            <w:r>
+              <w:rPr>
+                <w:b w:val="0"/>
+                <w:sz w:val="18"/>
+              </w:rPr>
+              <w:t>Como funcionario o profesional autorizado, quiero registrar asistencia o inasistencia desde CitaJusta Desktop, para mantener actualizado el resultado operativo de las citas.</w:t>
+            </w:r>
+          </w:p>
+        </w:tc>
+        <w:tc>
+          <w:tcPr>
+            <w:tcW w:type="dxa" w:w="1245"/>
+            <w:vAlign w:val="center"/>
+          </w:tcPr>
+          <w:p>
+            <w:r/>
+            <w:r>
+              <w:rPr>
+                <w:b w:val="0"/>
+                <w:sz w:val="18"/>
+              </w:rPr>
+              <w:t>Alta</w:t>
+            </w:r>
+          </w:p>
+        </w:tc>
+        <w:tc>
+          <w:tcPr>
+            <w:tcW w:type="dxa" w:w="1710"/>
+            <w:vAlign w:val="center"/>
+          </w:tcPr>
+          <w:p>
+            <w:r/>
+            <w:r>
+              <w:rPr>
+                <w:b w:val="0"/>
+                <w:sz w:val="18"/>
+              </w:rPr>
+              <w:t>Por estimar</w:t>
+            </w:r>
+          </w:p>
+        </w:tc>
+        <w:tc>
+          <w:tcPr>
+            <w:tcW w:type="dxa" w:w="1710"/>
+            <w:vAlign w:val="center"/>
+          </w:tcPr>
+          <w:p>
+            <w:r/>
+            <w:r>
+              <w:rPr>
+                <w:b w:val="0"/>
+                <w:sz w:val="18"/>
+              </w:rPr>
+              <w:t>Objetivo</w:t>
+            </w:r>
+          </w:p>
+        </w:tc>
+      </w:tr>
+      <w:tr>
+        <w:trPr>
+          <w:cantSplit/>
+        </w:trPr>
+        <w:tc>
+          <w:tcPr>
+            <w:tcW w:type="dxa" w:w="2145"/>
+            <w:vAlign w:val="center"/>
+          </w:tcPr>
+          <w:p>
+            <w:r/>
+            <w:r>
+              <w:rPr>
+                <w:b w:val="0"/>
+                <w:sz w:val="18"/>
+              </w:rPr>
+              <w:t>HU-034</w:t>
+            </w:r>
+          </w:p>
+        </w:tc>
+        <w:tc>
+          <w:tcPr>
+            <w:tcW w:type="dxa" w:w="1425"/>
+            <w:vAlign w:val="center"/>
+          </w:tcPr>
+          <w:p>
+            <w:r/>
+            <w:r>
+              <w:rPr>
+                <w:b w:val="0"/>
+                <w:sz w:val="18"/>
+              </w:rPr>
+              <w:t>Desktop institucional</w:t>
+            </w:r>
+          </w:p>
+        </w:tc>
+        <w:tc>
+          <w:tcPr>
+            <w:tcW w:type="dxa" w:w="2460"/>
+            <w:vAlign w:val="center"/>
+          </w:tcPr>
+          <w:p>
+            <w:r/>
+            <w:r>
+              <w:rPr>
+                <w:b w:val="0"/>
+                <w:sz w:val="18"/>
+              </w:rPr>
+              <w:t>Como usuario institucional, quiero una interfaz Desktop visualmente consistente y accesible, para operar los módulos reales con navegación y estados claros.</w:t>
+            </w:r>
+          </w:p>
+        </w:tc>
+        <w:tc>
+          <w:tcPr>
+            <w:tcW w:type="dxa" w:w="1245"/>
+            <w:vAlign w:val="center"/>
+          </w:tcPr>
+          <w:p>
+            <w:r/>
+            <w:r>
+              <w:rPr>
+                <w:b w:val="0"/>
+                <w:sz w:val="18"/>
+              </w:rPr>
+              <w:t>Media</w:t>
+            </w:r>
+          </w:p>
+        </w:tc>
+        <w:tc>
+          <w:tcPr>
+            <w:tcW w:type="dxa" w:w="1710"/>
+            <w:vAlign w:val="center"/>
+          </w:tcPr>
+          <w:p>
+            <w:r/>
+            <w:r>
+              <w:rPr>
+                <w:b w:val="0"/>
+                <w:sz w:val="18"/>
+              </w:rPr>
+              <w:t>Por estimar</w:t>
+            </w:r>
+          </w:p>
+        </w:tc>
+        <w:tc>
+          <w:tcPr>
+            <w:tcW w:type="dxa" w:w="1710"/>
+            <w:vAlign w:val="center"/>
+          </w:tcPr>
+          <w:p>
+            <w:r/>
+            <w:r>
+              <w:rPr>
+                <w:b w:val="0"/>
+                <w:sz w:val="18"/>
+              </w:rPr>
+              <w:t>Objetivo</w:t>
+            </w:r>
+          </w:p>
+        </w:tc>
+      </w:tr>
+      <w:tr>
+        <w:trPr>
+          <w:cantSplit/>
+        </w:trPr>
+        <w:tc>
+          <w:tcPr>
+            <w:tcW w:type="dxa" w:w="2145"/>
+            <w:vAlign w:val="center"/>
+          </w:tcPr>
+          <w:p>
+            <w:r/>
+            <w:r>
+              <w:rPr>
+                <w:b w:val="0"/>
+                <w:sz w:val="18"/>
+              </w:rPr>
+              <w:t>HU-035</w:t>
+            </w:r>
+          </w:p>
+        </w:tc>
+        <w:tc>
+          <w:tcPr>
+            <w:tcW w:type="dxa" w:w="1425"/>
+            <w:vAlign w:val="center"/>
+          </w:tcPr>
+          <w:p>
+            <w:r/>
+            <w:r>
+              <w:rPr>
+                <w:b w:val="0"/>
+                <w:sz w:val="18"/>
+              </w:rPr>
+              <w:t>Web / Ofertas</w:t>
+            </w:r>
+          </w:p>
+        </w:tc>
+        <w:tc>
+          <w:tcPr>
+            <w:tcW w:type="dxa" w:w="2460"/>
+            <w:vAlign w:val="center"/>
+          </w:tcPr>
+          <w:p>
+            <w:r/>
+            <w:r>
+              <w:rPr>
+                <w:b w:val="0"/>
+                <w:sz w:val="18"/>
+              </w:rPr>
+              <w:t>Como usuario Web que recibe ofertas de reasignación, quiero una experiencia más clara y moderna, para comprender su estado y responder con menor fricción.</w:t>
+            </w:r>
+          </w:p>
+        </w:tc>
+        <w:tc>
+          <w:tcPr>
+            <w:tcW w:type="dxa" w:w="1245"/>
+            <w:vAlign w:val="center"/>
+          </w:tcPr>
+          <w:p>
+            <w:r/>
+            <w:r>
+              <w:rPr>
+                <w:b w:val="0"/>
+                <w:sz w:val="18"/>
+              </w:rPr>
+              <w:t>Media</w:t>
+            </w:r>
+          </w:p>
+        </w:tc>
+        <w:tc>
+          <w:tcPr>
+            <w:tcW w:type="dxa" w:w="1710"/>
+            <w:vAlign w:val="center"/>
+          </w:tcPr>
+          <w:p>
+            <w:r/>
+            <w:r>
+              <w:rPr>
+                <w:b w:val="0"/>
+                <w:sz w:val="18"/>
+              </w:rPr>
+              <w:t>Por estimar</w:t>
+            </w:r>
+          </w:p>
+        </w:tc>
+        <w:tc>
+          <w:tcPr>
+            <w:tcW w:type="dxa" w:w="1710"/>
+            <w:vAlign w:val="center"/>
+          </w:tcPr>
+          <w:p>
+            <w:r/>
+            <w:r>
+              <w:rPr>
+                <w:b w:val="0"/>
+                <w:sz w:val="18"/>
+              </w:rPr>
+              <w:t>Objetivo</w:t>
+            </w:r>
+          </w:p>
+        </w:tc>
+      </w:tr>
+      <w:tr>
+        <w:trPr>
+          <w:cantSplit/>
+        </w:trPr>
+        <w:tc>
+          <w:tcPr>
+            <w:tcW w:type="dxa" w:w="2145"/>
+            <w:vAlign w:val="center"/>
+          </w:tcPr>
+          <w:p>
+            <w:r/>
+            <w:r>
+              <w:rPr>
+                <w:b w:val="0"/>
+                <w:sz w:val="18"/>
+              </w:rPr>
+              <w:t>HU-036</w:t>
+            </w:r>
+          </w:p>
+        </w:tc>
+        <w:tc>
+          <w:tcPr>
+            <w:tcW w:type="dxa" w:w="1425"/>
+            <w:vAlign w:val="center"/>
+          </w:tcPr>
+          <w:p>
+            <w:r/>
+            <w:r>
+              <w:rPr>
+                <w:b w:val="0"/>
+                <w:sz w:val="18"/>
+              </w:rPr>
+              <w:t>Desktop institucional</w:t>
+            </w:r>
+          </w:p>
+        </w:tc>
+        <w:tc>
+          <w:tcPr>
+            <w:tcW w:type="dxa" w:w="2460"/>
+            <w:vAlign w:val="center"/>
+          </w:tcPr>
+          <w:p>
+            <w:r/>
+            <w:r>
+              <w:rPr>
+                <w:b w:val="0"/>
+                <w:sz w:val="18"/>
+              </w:rPr>
+              <w:t>Como funcionario autorizado, quiero consultar desde Desktop el detalle de un proceso de reasignación, para supervisar candidatos, ofertas, política y trazabilidad sin alterar el proceso.</w:t>
+            </w:r>
+          </w:p>
+        </w:tc>
+        <w:tc>
+          <w:tcPr>
+            <w:tcW w:type="dxa" w:w="1245"/>
+            <w:vAlign w:val="center"/>
+          </w:tcPr>
+          <w:p>
+            <w:r/>
+            <w:r>
+              <w:rPr>
+                <w:b w:val="0"/>
+                <w:sz w:val="18"/>
+              </w:rPr>
+              <w:t>Alta</w:t>
+            </w:r>
+          </w:p>
+        </w:tc>
+        <w:tc>
+          <w:tcPr>
+            <w:tcW w:type="dxa" w:w="1710"/>
+            <w:vAlign w:val="center"/>
+          </w:tcPr>
+          <w:p>
+            <w:r/>
+            <w:r>
+              <w:rPr>
+                <w:b w:val="0"/>
+                <w:sz w:val="18"/>
+              </w:rPr>
+              <w:t>Por estimar</w:t>
+            </w:r>
+          </w:p>
+        </w:tc>
+        <w:tc>
+          <w:tcPr>
+            <w:tcW w:type="dxa" w:w="1710"/>
+            <w:vAlign w:val="center"/>
+          </w:tcPr>
+          <w:p>
+            <w:r/>
+            <w:r>
+              <w:rPr>
+                <w:b w:val="0"/>
+                <w:sz w:val="18"/>
+              </w:rPr>
+              <w:t>Objetivo</w:t>
+            </w:r>
+          </w:p>
+        </w:tc>
+      </w:tr>
+      <w:tr>
+        <w:trPr>
+          <w:cantSplit/>
+        </w:trPr>
+        <w:tc>
+          <w:tcPr>
+            <w:tcW w:type="dxa" w:w="2145"/>
+            <w:vAlign w:val="center"/>
+          </w:tcPr>
+          <w:p>
+            <w:r/>
+            <w:r>
+              <w:rPr>
+                <w:b w:val="0"/>
+                <w:sz w:val="18"/>
+              </w:rPr>
+              <w:t>HU-037</w:t>
+            </w:r>
+          </w:p>
+        </w:tc>
+        <w:tc>
+          <w:tcPr>
+            <w:tcW w:type="dxa" w:w="1425"/>
+            <w:vAlign w:val="center"/>
+          </w:tcPr>
+          <w:p>
+            <w:r/>
+            <w:r>
+              <w:rPr>
+                <w:b w:val="0"/>
+                <w:sz w:val="18"/>
+              </w:rPr>
+              <w:t>Desktop institucional</w:t>
+            </w:r>
+          </w:p>
+        </w:tc>
+        <w:tc>
+          <w:tcPr>
+            <w:tcW w:type="dxa" w:w="2460"/>
+            <w:vAlign w:val="center"/>
+          </w:tcPr>
+          <w:p>
+            <w:r/>
+            <w:r>
+              <w:rPr>
+                <w:b w:val="0"/>
+                <w:sz w:val="18"/>
+              </w:rPr>
+              <w:t>Como usuario institucional autorizado, quiero consultar indicadores y reportes desde CitaJusta Desktop, para analizar citas, recuperación de cupos y ofertas dentro de mi ámbito.</w:t>
+            </w:r>
+          </w:p>
+        </w:tc>
+        <w:tc>
+          <w:tcPr>
+            <w:tcW w:type="dxa" w:w="1245"/>
+            <w:vAlign w:val="center"/>
+          </w:tcPr>
+          <w:p>
+            <w:r/>
+            <w:r>
+              <w:rPr>
+                <w:b w:val="0"/>
+                <w:sz w:val="18"/>
+              </w:rPr>
+              <w:t>Media</w:t>
+            </w:r>
+          </w:p>
+        </w:tc>
+        <w:tc>
+          <w:tcPr>
+            <w:tcW w:type="dxa" w:w="1710"/>
+            <w:vAlign w:val="center"/>
+          </w:tcPr>
+          <w:p>
+            <w:r/>
+            <w:r>
+              <w:rPr>
+                <w:b w:val="0"/>
+                <w:sz w:val="18"/>
+              </w:rPr>
+              <w:t>Por estimar</w:t>
+            </w:r>
+          </w:p>
+        </w:tc>
+        <w:tc>
+          <w:tcPr>
+            <w:tcW w:type="dxa" w:w="1710"/>
+            <w:vAlign w:val="center"/>
+          </w:tcPr>
+          <w:p>
+            <w:r/>
+            <w:r>
+              <w:rPr>
+                <w:b w:val="0"/>
+                <w:sz w:val="18"/>
+              </w:rPr>
+              <w:t>Objetivo</w:t>
+            </w:r>
+          </w:p>
+        </w:tc>
+      </w:tr>
+      <w:tr>
+        <w:trPr>
+          <w:cantSplit/>
+        </w:trPr>
+        <w:tc>
+          <w:tcPr>
+            <w:tcW w:type="dxa" w:w="2145"/>
+            <w:vAlign w:val="center"/>
+          </w:tcPr>
+          <w:p>
+            <w:r/>
+            <w:r>
+              <w:rPr>
+                <w:b w:val="0"/>
+                <w:sz w:val="18"/>
+              </w:rPr>
+              <w:t>HU-038</w:t>
+            </w:r>
+          </w:p>
+        </w:tc>
+        <w:tc>
+          <w:tcPr>
+            <w:tcW w:type="dxa" w:w="1425"/>
+            <w:vAlign w:val="center"/>
+          </w:tcPr>
+          <w:p>
+            <w:r/>
+            <w:r>
+              <w:rPr>
+                <w:b w:val="0"/>
+                <w:sz w:val="18"/>
+              </w:rPr>
+              <w:t>Desktop institucional / Auditoría</w:t>
+            </w:r>
+          </w:p>
+        </w:tc>
+        <w:tc>
+          <w:tcPr>
+            <w:tcW w:type="dxa" w:w="2460"/>
+            <w:vAlign w:val="center"/>
+          </w:tcPr>
+          <w:p>
+            <w:r/>
+            <w:r>
+              <w:rPr>
+                <w:b w:val="0"/>
+                <w:sz w:val="18"/>
+              </w:rPr>
+              <w:t>Como auditor autorizado, quiero consultar desde CitaJusta Desktop la bitácora de operaciones relevantes de mi ámbito institucional, para reconstruir qué ocurrió, cuándo, por quién o por el sistema y sobre qué recurso, sin alterar los eventos registrados.</w:t>
+            </w:r>
+          </w:p>
+        </w:tc>
+        <w:tc>
+          <w:tcPr>
+            <w:tcW w:type="dxa" w:w="1245"/>
+            <w:vAlign w:val="center"/>
+          </w:tcPr>
+          <w:p>
+            <w:r/>
+            <w:r>
+              <w:rPr>
+                <w:b w:val="0"/>
+                <w:sz w:val="18"/>
+              </w:rPr>
+              <w:t>Alta</w:t>
+            </w:r>
+          </w:p>
+        </w:tc>
+        <w:tc>
+          <w:tcPr>
+            <w:tcW w:type="dxa" w:w="1710"/>
+            <w:vAlign w:val="center"/>
+          </w:tcPr>
+          <w:p>
+            <w:r/>
+            <w:r>
+              <w:rPr>
+                <w:b w:val="0"/>
+                <w:sz w:val="18"/>
+              </w:rPr>
+              <w:t>Por estimar</w:t>
+            </w:r>
+          </w:p>
+        </w:tc>
+        <w:tc>
+          <w:tcPr>
+            <w:tcW w:type="dxa" w:w="1710"/>
+            <w:vAlign w:val="center"/>
+          </w:tcPr>
+          <w:p>
+            <w:r/>
+            <w:r>
+              <w:rPr>
+                <w:b w:val="0"/>
+                <w:sz w:val="18"/>
+              </w:rPr>
+              <w:t>Objetivo</w:t>
+            </w:r>
+          </w:p>
+        </w:tc>
+      </w:tr>
+      <w:tr>
+        <w:trPr>
+          <w:cantSplit/>
+        </w:trPr>
+        <w:tc>
+          <w:tcPr>
+            <w:tcW w:type="dxa" w:w="2145"/>
+            <w:vAlign w:val="center"/>
+          </w:tcPr>
+          <w:p>
+            <w:r/>
+            <w:r>
+              <w:rPr>
+                <w:b w:val="0"/>
+                <w:sz w:val="18"/>
+              </w:rPr>
+              <w:t>HU-039</w:t>
+            </w:r>
+          </w:p>
+        </w:tc>
+        <w:tc>
+          <w:tcPr>
+            <w:tcW w:type="dxa" w:w="1425"/>
+            <w:vAlign w:val="center"/>
+          </w:tcPr>
+          <w:p>
+            <w:r/>
+            <w:r>
+              <w:rPr>
+                <w:b w:val="0"/>
+                <w:sz w:val="18"/>
+              </w:rPr>
+              <w:t>Integraciones externas</w:t>
+            </w:r>
+          </w:p>
+        </w:tc>
+        <w:tc>
+          <w:tcPr>
+            <w:tcW w:type="dxa" w:w="2460"/>
+            <w:vAlign w:val="center"/>
+          </w:tcPr>
+          <w:p>
+            <w:r/>
+            <w:r>
+              <w:rPr>
+                <w:b w:val="0"/>
+                <w:sz w:val="18"/>
+              </w:rPr>
+              <w:t>Como usuario de CitaJusta, quiero recibir correos transaccionales sobre eventos relevantes de mis citas y reasignaciones, para mantenerme informado también fuera de la aplicación.</w:t>
+            </w:r>
+          </w:p>
+        </w:tc>
+        <w:tc>
+          <w:tcPr>
+            <w:tcW w:type="dxa" w:w="1245"/>
+            <w:vAlign w:val="center"/>
+          </w:tcPr>
+          <w:p>
+            <w:r/>
+            <w:r>
+              <w:rPr>
+                <w:b w:val="0"/>
+                <w:sz w:val="18"/>
+              </w:rPr>
+              <w:t>Alta</w:t>
+            </w:r>
+          </w:p>
+        </w:tc>
+        <w:tc>
+          <w:tcPr>
+            <w:tcW w:type="dxa" w:w="1710"/>
+            <w:vAlign w:val="center"/>
+          </w:tcPr>
+          <w:p>
+            <w:r/>
+            <w:r>
+              <w:rPr>
+                <w:b w:val="0"/>
+                <w:sz w:val="18"/>
+              </w:rPr>
+              <w:t>Por estimar</w:t>
+            </w:r>
+          </w:p>
+        </w:tc>
+        <w:tc>
+          <w:tcPr>
+            <w:tcW w:type="dxa" w:w="1710"/>
+            <w:vAlign w:val="center"/>
+          </w:tcPr>
+          <w:p>
+            <w:r/>
+            <w:r>
+              <w:rPr>
+                <w:b w:val="0"/>
+                <w:sz w:val="18"/>
+              </w:rPr>
+              <w:t>Objetivo</w:t>
+            </w:r>
+          </w:p>
+        </w:tc>
+      </w:tr>
+      <w:tr>
+        <w:trPr>
+          <w:cantSplit/>
+        </w:trPr>
+        <w:tc>
+          <w:tcPr>
+            <w:tcW w:type="dxa" w:w="2145"/>
+            <w:vAlign w:val="center"/>
+          </w:tcPr>
+          <w:p>
+            <w:r/>
+            <w:r>
+              <w:rPr>
+                <w:b w:val="0"/>
+                <w:sz w:val="18"/>
+              </w:rPr>
+              <w:t>HU-040</w:t>
+            </w:r>
+          </w:p>
+        </w:tc>
+        <w:tc>
+          <w:tcPr>
+            <w:tcW w:type="dxa" w:w="1425"/>
+            <w:vAlign w:val="center"/>
+          </w:tcPr>
+          <w:p>
+            <w:r/>
+            <w:r>
+              <w:rPr>
+                <w:b w:val="0"/>
+                <w:sz w:val="18"/>
+              </w:rPr>
+              <w:t>Integraciones externas</w:t>
+            </w:r>
+          </w:p>
+        </w:tc>
+        <w:tc>
+          <w:tcPr>
+            <w:tcW w:type="dxa" w:w="2460"/>
+            <w:vAlign w:val="center"/>
+          </w:tcPr>
+          <w:p>
+            <w:r/>
+            <w:r>
+              <w:rPr>
+                <w:b w:val="0"/>
+                <w:sz w:val="18"/>
+              </w:rPr>
+              <w:t>Como usuario, quiero iniciar sesión con mi cuenta Google, para acceder a CitaJusta mediante un método adicional de autenticación.</w:t>
+            </w:r>
+          </w:p>
+        </w:tc>
+        <w:tc>
+          <w:tcPr>
+            <w:tcW w:type="dxa" w:w="1245"/>
+            <w:vAlign w:val="center"/>
+          </w:tcPr>
+          <w:p>
+            <w:r/>
+            <w:r>
+              <w:rPr>
+                <w:b w:val="0"/>
+                <w:sz w:val="18"/>
+              </w:rPr>
+              <w:t>Alta</w:t>
+            </w:r>
+          </w:p>
+        </w:tc>
+        <w:tc>
+          <w:tcPr>
+            <w:tcW w:type="dxa" w:w="1710"/>
+            <w:vAlign w:val="center"/>
+          </w:tcPr>
+          <w:p>
+            <w:r/>
+            <w:r>
+              <w:rPr>
+                <w:b w:val="0"/>
+                <w:sz w:val="18"/>
+              </w:rPr>
+              <w:t>Por estimar</w:t>
+            </w:r>
+          </w:p>
+        </w:tc>
+        <w:tc>
+          <w:tcPr>
+            <w:tcW w:type="dxa" w:w="1710"/>
+            <w:vAlign w:val="center"/>
+          </w:tcPr>
+          <w:p>
+            <w:r/>
+            <w:r>
+              <w:rPr>
+                <w:b w:val="0"/>
+                <w:sz w:val="18"/>
+              </w:rPr>
+              <w:t>Objetivo</w:t>
+            </w:r>
+          </w:p>
+        </w:tc>
+      </w:tr>
+      <w:tr>
+        <w:trPr>
+          <w:cantSplit/>
+        </w:trPr>
+        <w:tc>
+          <w:tcPr>
+            <w:tcW w:type="dxa" w:w="2145"/>
+            <w:vAlign w:val="center"/>
+          </w:tcPr>
+          <w:p>
+            <w:r/>
+            <w:r>
+              <w:rPr>
+                <w:b w:val="0"/>
+                <w:sz w:val="18"/>
+              </w:rPr>
+              <w:t>HU-041</w:t>
+            </w:r>
+          </w:p>
+        </w:tc>
+        <w:tc>
+          <w:tcPr>
+            <w:tcW w:type="dxa" w:w="1425"/>
+            <w:vAlign w:val="center"/>
+          </w:tcPr>
+          <w:p>
+            <w:r/>
+            <w:r>
+              <w:rPr>
+                <w:b w:val="0"/>
+                <w:sz w:val="18"/>
+              </w:rPr>
+              <w:t>Integraciones externas</w:t>
+            </w:r>
+          </w:p>
+        </w:tc>
+        <w:tc>
+          <w:tcPr>
+            <w:tcW w:type="dxa" w:w="2460"/>
+            <w:vAlign w:val="center"/>
+          </w:tcPr>
+          <w:p>
+            <w:r/>
+            <w:r>
+              <w:rPr>
+                <w:b w:val="0"/>
+                <w:sz w:val="18"/>
+              </w:rPr>
+              <w:t>Como usuario con una cita confirmada, quiero agregarla a Google Calendar, para verla junto a mis compromisos personales.</w:t>
+            </w:r>
+          </w:p>
+        </w:tc>
+        <w:tc>
+          <w:tcPr>
+            <w:tcW w:type="dxa" w:w="1245"/>
+            <w:vAlign w:val="center"/>
+          </w:tcPr>
+          <w:p>
+            <w:r/>
+            <w:r>
+              <w:rPr>
+                <w:b w:val="0"/>
+                <w:sz w:val="18"/>
+              </w:rPr>
+              <w:t>Media</w:t>
+            </w:r>
+          </w:p>
+        </w:tc>
+        <w:tc>
+          <w:tcPr>
+            <w:tcW w:type="dxa" w:w="1710"/>
+            <w:vAlign w:val="center"/>
+          </w:tcPr>
+          <w:p>
+            <w:r/>
+            <w:r>
+              <w:rPr>
+                <w:b w:val="0"/>
+                <w:sz w:val="18"/>
+              </w:rPr>
+              <w:t>Por estimar</w:t>
+            </w:r>
+          </w:p>
+        </w:tc>
+        <w:tc>
+          <w:tcPr>
+            <w:tcW w:type="dxa" w:w="1710"/>
+            <w:vAlign w:val="center"/>
+          </w:tcPr>
+          <w:p>
+            <w:r/>
+            <w:r>
+              <w:rPr>
+                <w:b w:val="0"/>
+                <w:sz w:val="18"/>
+              </w:rPr>
+              <w:t>Objetivo</w:t>
+            </w:r>
+          </w:p>
+        </w:tc>
+      </w:tr>
+      <w:tr>
+        <w:trPr>
+          <w:cantSplit/>
+        </w:trPr>
+        <w:tc>
+          <w:tcPr>
+            <w:tcW w:type="dxa" w:w="2145"/>
+            <w:vAlign w:val="center"/>
+          </w:tcPr>
+          <w:p>
+            <w:r/>
+            <w:r>
+              <w:rPr>
+                <w:b w:val="0"/>
+                <w:sz w:val="18"/>
+              </w:rPr>
+              <w:t>HU-042</w:t>
+            </w:r>
+          </w:p>
+        </w:tc>
+        <w:tc>
+          <w:tcPr>
+            <w:tcW w:type="dxa" w:w="1425"/>
+            <w:vAlign w:val="center"/>
+          </w:tcPr>
+          <w:p>
+            <w:r/>
+            <w:r>
+              <w:rPr>
+                <w:b w:val="0"/>
+                <w:sz w:val="18"/>
+              </w:rPr>
+              <w:t>Integraciones externas</w:t>
+            </w:r>
+          </w:p>
+        </w:tc>
+        <w:tc>
+          <w:tcPr>
+            <w:tcW w:type="dxa" w:w="2460"/>
+            <w:vAlign w:val="center"/>
+          </w:tcPr>
+          <w:p>
+            <w:r/>
+            <w:r>
+              <w:rPr>
+                <w:b w:val="0"/>
+                <w:sz w:val="18"/>
+              </w:rPr>
+              <w:t>Como usuario, quiero visualizar la ubicación de la sede y acceder a una ruta en Google Maps, para facilitar mi llegada a la atención.</w:t>
+            </w:r>
+          </w:p>
+        </w:tc>
+        <w:tc>
+          <w:tcPr>
+            <w:tcW w:type="dxa" w:w="1245"/>
+            <w:vAlign w:val="center"/>
+          </w:tcPr>
+          <w:p>
+            <w:r/>
+            <w:r>
+              <w:rPr>
+                <w:b w:val="0"/>
+                <w:sz w:val="18"/>
+              </w:rPr>
+              <w:t>Media</w:t>
+            </w:r>
+          </w:p>
+        </w:tc>
+        <w:tc>
+          <w:tcPr>
+            <w:tcW w:type="dxa" w:w="1710"/>
+            <w:vAlign w:val="center"/>
+          </w:tcPr>
+          <w:p>
+            <w:r/>
+            <w:r>
+              <w:rPr>
+                <w:b w:val="0"/>
+                <w:sz w:val="18"/>
+              </w:rPr>
+              <w:t>Por estimar</w:t>
+            </w:r>
+          </w:p>
+        </w:tc>
+        <w:tc>
+          <w:tcPr>
+            <w:tcW w:type="dxa" w:w="1710"/>
+            <w:vAlign w:val="center"/>
+          </w:tcPr>
+          <w:p>
+            <w:r/>
+            <w:r>
+              <w:rPr>
+                <w:b w:val="0"/>
+                <w:sz w:val="18"/>
+              </w:rPr>
+              <w:t>Objetivo</w:t>
+            </w:r>
+          </w:p>
+        </w:tc>
+      </w:tr>
+      <w:tr>
+        <w:trPr>
+          <w:cantSplit/>
+        </w:trPr>
+        <w:tc>
+          <w:tcPr>
+            <w:tcW w:type="dxa" w:w="2145"/>
+            <w:vAlign w:val="center"/>
+          </w:tcPr>
+          <w:p>
+            <w:r/>
+            <w:r>
+              <w:rPr>
+                <w:b w:val="0"/>
+                <w:sz w:val="18"/>
+              </w:rPr>
+              <w:t>HU-043</w:t>
+            </w:r>
+          </w:p>
+        </w:tc>
+        <w:tc>
+          <w:tcPr>
+            <w:tcW w:type="dxa" w:w="1425"/>
+            <w:vAlign w:val="center"/>
+          </w:tcPr>
+          <w:p>
+            <w:r/>
+            <w:r>
+              <w:rPr>
+                <w:b w:val="0"/>
+                <w:sz w:val="18"/>
+              </w:rPr>
+              <w:t>Integraciones externas</w:t>
+            </w:r>
+          </w:p>
+        </w:tc>
+        <w:tc>
+          <w:tcPr>
+            <w:tcW w:type="dxa" w:w="2460"/>
+            <w:vAlign w:val="center"/>
+          </w:tcPr>
+          <w:p>
+            <w:r/>
+            <w:r>
+              <w:rPr>
+                <w:b w:val="0"/>
+                <w:sz w:val="18"/>
+              </w:rPr>
+              <w:t>Como usuario que haya otorgado consentimiento, quiero recibir avisos seleccionados por WhatsApp, para enterarme oportunamente de eventos de atención.</w:t>
+            </w:r>
+          </w:p>
+        </w:tc>
+        <w:tc>
+          <w:tcPr>
+            <w:tcW w:type="dxa" w:w="1245"/>
+            <w:vAlign w:val="center"/>
+          </w:tcPr>
+          <w:p>
+            <w:r/>
+            <w:r>
+              <w:rPr>
+                <w:b w:val="0"/>
+                <w:sz w:val="18"/>
+              </w:rPr>
+              <w:t>Media</w:t>
+            </w:r>
+          </w:p>
+        </w:tc>
+        <w:tc>
+          <w:tcPr>
+            <w:tcW w:type="dxa" w:w="1710"/>
+            <w:vAlign w:val="center"/>
+          </w:tcPr>
+          <w:p>
+            <w:r/>
+            <w:r>
+              <w:rPr>
+                <w:b w:val="0"/>
+                <w:sz w:val="18"/>
+              </w:rPr>
+              <w:t>Por estimar</w:t>
+            </w:r>
+          </w:p>
+        </w:tc>
+        <w:tc>
+          <w:tcPr>
+            <w:tcW w:type="dxa" w:w="1710"/>
+            <w:vAlign w:val="center"/>
+          </w:tcPr>
+          <w:p>
+            <w:r/>
+            <w:r>
+              <w:rPr>
+                <w:b w:val="0"/>
+                <w:sz w:val="18"/>
+              </w:rPr>
               <w:t>Objetivo</w:t>
             </w:r>
           </w:p>
@@ -10279,28 +11624,18 @@
       <w:bookmarkStart w:id="4" w:name="_heading=h.n6ke7rp177fv" w:colFirst="0" w:colLast="0"/>
       <w:bookmarkEnd w:id="4"/>
       <w:r>
-        <w:t xml:space="preserve">5. </w:t>
+        <w:t>5. Observaciones de actualización al 04-10-2026</w:t>
       </w:r>
       <w:proofErr w:type="spellStart"/>
-      <w:r>
-        <w:t>Observaciones</w:t>
-      </w:r>
+      <w:r/>
       <w:proofErr w:type="spellEnd"/>
-      <w:r>
-        <w:t xml:space="preserve"> para la </w:t>
-      </w:r>
+      <w:r/>
       <w:proofErr w:type="spellStart"/>
-      <w:r>
-        <w:t>primera</w:t>
-      </w:r>
+      <w:r/>
       <w:proofErr w:type="spellEnd"/>
-      <w:r>
-        <w:t xml:space="preserve"> </w:t>
-      </w:r>
+      <w:r/>
       <w:proofErr w:type="spellStart"/>
-      <w:r>
-        <w:t>evaluación</w:t>
-      </w:r>
+      <w:r/>
       <w:proofErr w:type="spellEnd"/>
     </w:p>
     <w:p>
@@ -10318,7 +11653,7 @@
         </w:pBdr>
       </w:pPr>
       <w:r>
-        <w:t>Los Story Points de HU-001 a HU-020 corresponden a estimaciones documentadas previamente. HU-021 a HU-029 se incorporan sin asignar Story Points hasta que el Scrum Team realice su refinamiento.</w:t>
+        <w:t>Los Story Points de HU-001 a HU-020 corresponden a estimaciones documentadas previamente. HU-021 a HU-043 se mantienen sin Story Points asignados hasta que el Scrum Team realice su refinamiento/Planning formal.</w:t>
       </w:r>
       <w:proofErr w:type="spellStart"/>
       <w:r/>
@@ -10384,7 +11719,7 @@
         </w:pBdr>
       </w:pPr>
       <w:r>
-        <w:t>El backend de HU-001 a HU-020 se encuentra implementado. HU-021 a HU-026 cerraron la experiencia Web del MVP. Sprint 7 ya inició Desktop/Tauri: HU-027 creó la fundación nativa (PR #112, merge 6adab82), HU-028 incorporó autenticación real y @citajusta/client-core (PR #113, merge ae151b3), y HU-029 entregó gestión institucional de sedes y servicios (commit f58c742, merge e1cdb2e). Con ello, HU-001 a HU-029 están Done y el siguiente PBI Desktop queda pendiente de refinamiento.</w:t>
+        <w:t>HU-001 a HU-038 están implementadas y cerradas. Sprint 7 completó la aplicación institucional Desktop y HU-035 modernizó la experiencia Web de ofertas. Sprint 8 planifica HU-039 a HU-043: Resend, Google OAuth/OpenID Connect, Google Calendar, Google Maps y WhatsApp condicionado a proveedor, consentimiento, plantillas, costos y viabilidad. Sprint 9 se reserva para Docker/Docker Compose, OpenAPI, hardening, documentación y evidencias finales.</w:t>
       </w:r>
       <w:proofErr w:type="spellStart"/>
       <w:r/>
@@ -10539,7 +11874,7 @@
         <w:spacing w:after="200"/>
       </w:pPr>
       <w:r>
-        <w:t>Las evidencias de GitHub, Pull Requests y pruebas deben asociarse progresivamente a cada historia. El estado Done debe reflejar cumplimiento verificable del alcance declarado, no sólo una implementación parcial. Para HU-027 a HU-029 se consideran build/cargo, regresiones Web/API/Desktop y validación manual Tauri cuando corresponde.</w:t>
+        <w:t>El estado Done exige alcance verificable. HU-039 a HU-043 permanecen Pendientes hasta su implementación y validación; documentarlas no implica cumplimiento técnico. Las evidencias de GitHub, Pull Requests y pruebas deben asociarse progresivamente a cada historia.</w:t>
       </w:r>
       <w:proofErr w:type="spellStart"/>
       <w:r/>

--- a/Fase 2/Evidencias Proyecto/Evidencias de documentación/Scrum/09_Epicas_Historias_Usuario_CitaJusta.docx
+++ b/Fase 2/Evidencias Proyecto/Evidencias de documentación/Scrum/09_Epicas_Historias_Usuario_CitaJusta.docx
@@ -1838,13 +1838,14 @@
             <w:vAlign w:val="center"/>
           </w:tcPr>
           <w:p>
-            <w:r/>
+            <w:r>
+              <w:t>HU-039, HU-040, HU-041, HU-042 (entregadas); HU-043 (histórica, excluida del alcance)</w:t>
+            </w:r>
             <w:r>
               <w:rPr>
                 <w:b w:val="0"/>
                 <w:sz w:val="18"/>
               </w:rPr>
-              <w:t>HU-039, HU-040, HU-041, HU-042, HU-043</w:t>
             </w:r>
           </w:p>
         </w:tc>
@@ -11480,13 +11481,14 @@
             <w:vAlign w:val="center"/>
           </w:tcPr>
           <w:p>
-            <w:r/>
+            <w:r>
+              <w:t>FUERA DE ALCANCE desde 15-10-2026</w:t>
+            </w:r>
             <w:r>
               <w:rPr>
                 <w:b w:val="0"/>
                 <w:sz w:val="18"/>
               </w:rPr>
-              <w:t>Objetivo</w:t>
             </w:r>
           </w:p>
         </w:tc>
@@ -11719,7 +11721,7 @@
         </w:pBdr>
       </w:pPr>
       <w:r>
-        <w:t>HU-001 a HU-038 están implementadas y cerradas. Sprint 7 completó la aplicación institucional Desktop y HU-035 modernizó la experiencia Web de ofertas. Sprint 8 planifica HU-039 a HU-043: Resend, Google OAuth/OpenID Connect, Google Calendar, Google Maps y WhatsApp condicionado a proveedor, consentimiento, plantillas, costos y viabilidad. Sprint 9 se reserva para Docker/Docker Compose, OpenAPI, hardening, documentación y evidencias finales.</w:t>
+        <w:t>Al corte técnico confirmado el 16-10-2026, HU-039 Resend (#152/#153), HU-040 Google OAuth (#155/#156), HU-041 Calendar (#158/#159) y HU-042 mapas OSM/Google URLs (#162/#163) registran Issues CLOSED COMPLETED y PR MERGED. HU-043 fue excluida el 15-10 y su retiro está fusionado vía PR #169; no constituye una funcionalidad implementada. Sprint 8 es la agrupación planificada de integraciones, sin afirmar sus ceremonias o cierre formal.</w:t>
       </w:r>
       <w:proofErr w:type="spellStart"/>
       <w:r/>
@@ -11874,7 +11876,7 @@
         <w:spacing w:after="200"/>
       </w:pPr>
       <w:r>
-        <w:t>El estado Done exige alcance verificable. HU-039 a HU-043 permanecen Pendientes hasta su implementación y validación; documentarlas no implica cumplimiento técnico. Las evidencias de GitHub, Pull Requests y pruebas deben asociarse progresivamente a cada historia.</w:t>
+        <w:t>El estado Done se asocia a implementación verificada y cierre GitHub. HU-039–HU-042 cumplen cierre formal de sus Issues y PR; HU-043 debe figurar como RETIRADA/FUERA DE ALCANCE, aunque la Issue #165 se cerró administrativamente como COMPLETED. La mejora de plantilla Resend V2 está local y requiere PR/merge y validación Gmail final.</w:t>
       </w:r>
       <w:proofErr w:type="spellStart"/>
       <w:r/>
@@ -11948,6 +11950,280 @@
       <w:r/>
       <w:proofErr w:type="spellEnd"/>
       <w:r/>
+    </w:p>
+    <w:p>
+      <w:r>
+        <w:br w:type="page"/>
+      </w:r>
+    </w:p>
+    <w:p>
+      <w:r>
+        <w:rPr>
+          <w:b/>
+          <w:color w:val="000000"/>
+          <w:sz w:val="26"/>
+        </w:rPr>
+        <w:t>ACTUALIZACIÓN DOCUMENTAL · 15 DE OCTUBRE DE 2026</w:t>
+      </w:r>
+    </w:p>
+    <w:p>
+      <w:r>
+        <w:rPr>
+          <w:b/>
+          <w:color w:val="000000"/>
+          <w:sz w:val="24"/>
+        </w:rPr>
+        <w:t>Anexo de estado de integraciones y cambio de alcance</w:t>
+      </w:r>
+    </w:p>
+    <w:p>
+      <w:r>
+        <w:t>Anexo fechado. Mantiene intactas las evidencias, acuerdos y capturas históricas anteriores. No certifica cierres de Sprints ni ceremonias no verificados.</w:t>
+      </w:r>
+    </w:p>
+    <w:p>
+      <w:r>
+        <w:rPr>
+          <w:b/>
+          <w:sz w:val="22"/>
+        </w:rPr>
+        <w:t>Actualización respecto del corte 04-10-2026</w:t>
+      </w:r>
+    </w:p>
+    <w:p>
+      <w:pPr/>
+      <w:r>
+        <w:t>Se conserva la asignación de HU-039 a HU-043 a la planificación original de Sprint 8; esta actualización no altera la secuencia de Sprints cerrados ni acredita ceremonias realizadas.</w:t>
+      </w:r>
+    </w:p>
+    <w:p>
+      <w:pPr/>
+      <w:r>
+        <w:t>HU-039 Resend está implementada (Issue #152 cerrada; PR #153 fusionada). El correo HTML se recibió realmente en Gmail el 15-10. La mejora visual V2 con logo CID registra regresión API 611/611 PASS reportada, pero al 16-10 no tiene commit/PR y su visualización en Gmail continúa pendiente.</w:t>
+      </w:r>
+    </w:p>
+    <w:p>
+      <w:pPr/>
+      <w:r>
+        <w:t>HU-040 Google OAuth/OIDC y HU-041 copia autorizada a Google Calendar cuentan con implementaciones documentadas; para HU-041 existe validación automática y manual reportada el 06-10. HU-042 mapa OpenStreetMap con enlaces Google Maps está implementado localmente; su revisión final requiere confirmación.</w:t>
+      </w:r>
+    </w:p>
+    <w:p>
+      <w:pPr/>
+      <w:r>
+        <w:t>HU-043 WhatsApp Cloud API fue excluida definitivamente del entregable el 15-10. La PR #169 de retiro documental está fusionada; Issue #165 aparece CLOSED COMPLETED, lo que requiere corregir o explicar el motivo de cierre y no debe contabilizarse como una integración Done. Nager.Date sigue como idea no implementada ni refinada.</w:t>
+      </w:r>
+    </w:p>
+    <w:tbl>
+      <w:tblPr>
+        <w:tblStyle w:val="Tablaconcuadrcula"/>
+        <w:tblW w:type="auto" w:w="0"/>
+        <w:tblLook w:firstColumn="1" w:firstRow="1" w:lastColumn="0" w:lastRow="0" w:noHBand="0" w:noVBand="1" w:val="04A0"/>
+      </w:tblPr>
+      <w:tblGrid>
+        <w:gridCol w:w="3408"/>
+        <w:gridCol w:w="3408"/>
+        <w:gridCol w:w="3408"/>
+      </w:tblGrid>
+      <w:tr>
+        <w:tc>
+          <w:tcPr>
+            <w:tcW w:type="dxa" w:w="3408"/>
+          </w:tcPr>
+          <w:p>
+            <w:r>
+              <w:rPr>
+                <w:b/>
+              </w:rPr>
+              <w:t>Referencia</w:t>
+            </w:r>
+          </w:p>
+        </w:tc>
+        <w:tc>
+          <w:tcPr>
+            <w:tcW w:type="dxa" w:w="3408"/>
+          </w:tcPr>
+          <w:p>
+            <w:r>
+              <w:rPr>
+                <w:b/>
+              </w:rPr>
+              <w:t>Actualización al 15-10</w:t>
+            </w:r>
+          </w:p>
+        </w:tc>
+        <w:tc>
+          <w:tcPr>
+            <w:tcW w:type="dxa" w:w="3408"/>
+          </w:tcPr>
+          <w:p>
+            <w:r>
+              <w:rPr>
+                <w:b/>
+              </w:rPr>
+              <w:t>Acción / comprobación pendiente</w:t>
+            </w:r>
+          </w:p>
+        </w:tc>
+      </w:tr>
+      <w:tr>
+        <w:tc>
+          <w:tcPr>
+            <w:tcW w:type="dxa" w:w="3408"/>
+          </w:tcPr>
+          <w:p>
+            <w:r>
+              <w:t>HU-039</w:t>
+            </w:r>
+          </w:p>
+        </w:tc>
+        <w:tc>
+          <w:tcPr>
+            <w:tcW w:type="dxa" w:w="3408"/>
+          </w:tcPr>
+          <w:p>
+            <w:r>
+              <w:t>Resend funcional; correo recibido en Gmail; V2 pendiente de prueba manual</w:t>
+            </w:r>
+          </w:p>
+        </w:tc>
+        <w:tc>
+          <w:tcPr>
+            <w:tcW w:type="dxa" w:w="3408"/>
+          </w:tcPr>
+          <w:p>
+            <w:r>
+              <w:t>Confirmar Issue/PR y validación V2</w:t>
+            </w:r>
+          </w:p>
+        </w:tc>
+      </w:tr>
+      <w:tr>
+        <w:tc>
+          <w:tcPr>
+            <w:tcW w:type="dxa" w:w="3408"/>
+          </w:tcPr>
+          <w:p>
+            <w:r>
+              <w:t>HU-040 y HU-041</w:t>
+            </w:r>
+          </w:p>
+        </w:tc>
+        <w:tc>
+          <w:tcPr>
+            <w:tcW w:type="dxa" w:w="3408"/>
+          </w:tcPr>
+          <w:p>
+            <w:r>
+              <w:t>OAuth/OIDC y Calendar implementados según documentación</w:t>
+            </w:r>
+          </w:p>
+        </w:tc>
+        <w:tc>
+          <w:tcPr>
+            <w:tcW w:type="dxa" w:w="3408"/>
+          </w:tcPr>
+          <w:p>
+            <w:r>
+              <w:t>Confirmar estado formal de sus Issues</w:t>
+            </w:r>
+          </w:p>
+        </w:tc>
+      </w:tr>
+      <w:tr>
+        <w:tc>
+          <w:tcPr>
+            <w:tcW w:type="dxa" w:w="3408"/>
+          </w:tcPr>
+          <w:p>
+            <w:r>
+              <w:t>HU-042</w:t>
+            </w:r>
+          </w:p>
+        </w:tc>
+        <w:tc>
+          <w:tcPr>
+            <w:tcW w:type="dxa" w:w="3408"/>
+          </w:tcPr>
+          <w:p>
+            <w:r>
+              <w:t>OpenStreetMap + enlaces Google Maps, sin Maps JavaScript API</w:t>
+            </w:r>
+          </w:p>
+        </w:tc>
+        <w:tc>
+          <w:tcPr>
+            <w:tcW w:type="dxa" w:w="3408"/>
+          </w:tcPr>
+          <w:p>
+            <w:r>
+              <w:t>Revisión funcional final / estado Issue</w:t>
+            </w:r>
+          </w:p>
+        </w:tc>
+      </w:tr>
+      <w:tr>
+        <w:tc>
+          <w:tcPr>
+            <w:tcW w:type="dxa" w:w="3408"/>
+          </w:tcPr>
+          <w:p>
+            <w:r>
+              <w:t>HU-043</w:t>
+            </w:r>
+          </w:p>
+        </w:tc>
+        <w:tc>
+          <w:tcPr>
+            <w:tcW w:type="dxa" w:w="3408"/>
+          </w:tcPr>
+          <w:p>
+            <w:r>
+              <w:t>DESCARTADA / fuera del alcance; no corresponde Done</w:t>
+            </w:r>
+          </w:p>
+        </w:tc>
+        <w:tc>
+          <w:tcPr>
+            <w:tcW w:type="dxa" w:w="3408"/>
+          </w:tcPr>
+          <w:p>
+            <w:r>
+              <w:t>Issue #165 CLOSED COMPLETED (motivo a aclarar), PR #169 MERGED documenta retiro; verificar sólo Kanban</w:t>
+            </w:r>
+          </w:p>
+        </w:tc>
+      </w:tr>
+    </w:tbl>
+    <w:p>
+      <w:r>
+        <w:rPr>
+          <w:b/>
+        </w:rPr>
+        <w:t xml:space="preserve">Estado de validación: </w:t>
+      </w:r>
+      <w:r>
+        <w:t>pendiente de revisión final por los tres integrantes del equipo. Las cifras 70 % general y 80 % técnico son estimaciones, no mediciones formales del Product Backlog.</w:t>
+      </w:r>
+    </w:p>
+    <w:p/>
+    <w:p>
+      <w:r>
+        <w:rPr>
+          <w:b/>
+        </w:rPr>
+        <w:t>Actualización documental — 16 de octubre de 2026</w:t>
+      </w:r>
+    </w:p>
+    <w:p>
+      <w:r>
+        <w:t>Actualización verificada en GitHub: HU-039 (#152, PR #153), HU-040 (#155, PR #156), HU-041 (#158, PR #159) y HU-042 (#162, PR #163), todas con Issues CLOSED COMPLETED y PR fusionadas. HU-043 (#165) aparece cerrada administrativamente como COMPLETED, pero fue excluida del alcance: la PR #169 documenta su retiro, no su implementación.</w:t>
+      </w:r>
+    </w:p>
+    <w:p>
+      <w:r>
+        <w:t>La mejora de Resend V2 con logo CID continúa como cambio local sin commit, PR ni merge confirmado; no registrar como release aprobado.</w:t>
+      </w:r>
     </w:p>
     <w:sectPr>
       <w:headerReference w:type="default" r:id="rId9"/>
